--- a/documents/word/02_INVESTMENT.docx
+++ b/documents/word/02_INVESTMENT.docx
@@ -55,33 +55,7 @@
           <w:lang w:val="en-GB" w:eastAsia="en-GB" w:bidi="ar-SA"/>
           <w14:ligatures w14:val="none"/>
         </w:rPr>
-        <w:t xml:space="preserve"> </w:t>
-      </w:r>
-      <w:r>
-        <w:rPr>
-          <w:rFonts w:ascii="Times New Roman" w:eastAsia="Times New Roman" w:hAnsi="Times New Roman" w:cs="Times New Roman"/>
-          <w:b/>
-          <w:bCs/>
-          <w:kern w:val="36"/>
-          <w:sz w:val="48"/>
-          <w:szCs w:val="48"/>
-          <w:lang w:val="en-GB" w:eastAsia="en-GB" w:bidi="ar-SA"/>
-          <w14:ligatures w14:val="none"/>
-        </w:rPr>
-        <w:t>–</w:t>
-      </w:r>
-      <w:r>
-        <w:rPr>
-          <w:rFonts w:ascii="Times New Roman" w:eastAsia="Times New Roman" w:hAnsi="Times New Roman" w:cs="Times New Roman"/>
-          <w:b/>
-          <w:bCs/>
-          <w:kern w:val="36"/>
-          <w:sz w:val="48"/>
-          <w:szCs w:val="48"/>
-          <w:lang w:val="en-GB" w:eastAsia="en-GB" w:bidi="ar-SA"/>
-          <w14:ligatures w14:val="none"/>
-        </w:rPr>
-        <w:t xml:space="preserve"> </w:t>
+        <w:t xml:space="preserve"> – </w:t>
       </w:r>
       <w:r>
         <w:rPr>
@@ -152,7 +126,6 @@
           <w:lang w:val="en-GB" w:eastAsia="en-GB" w:bidi="ar-SA"/>
           <w14:ligatures w14:val="none"/>
         </w:rPr>
-        <w:lastRenderedPageBreak/>
         <w:t>02_Investment – Policy &amp; Procedure Architecture (RAM P&amp;P Manual)</w:t>
       </w:r>
     </w:p>
@@ -291,31 +264,7 @@
           <w14:ligatures w14:val="none"/>
         </w:rPr>
         <w:br/>
-        <w:t xml:space="preserve">├── 02.5 Financial </w:t>
-      </w:r>
-      <w:proofErr w:type="spellStart"/>
-      <w:r>
-        <w:rPr>
-          <w:rFonts w:ascii="Courier New" w:eastAsia="Times New Roman" w:hAnsi="Courier New" w:cs="Courier New"/>
-          <w:kern w:val="0"/>
-          <w:sz w:val="20"/>
-          <w:szCs w:val="20"/>
-          <w:lang w:val="en-GB" w:eastAsia="en-GB" w:bidi="ar-SA"/>
-          <w14:ligatures w14:val="none"/>
-        </w:rPr>
-        <w:t>Modeling</w:t>
-      </w:r>
-      <w:proofErr w:type="spellEnd"/>
-      <w:r>
-        <w:rPr>
-          <w:rFonts w:ascii="Courier New" w:eastAsia="Times New Roman" w:hAnsi="Courier New" w:cs="Courier New"/>
-          <w:kern w:val="0"/>
-          <w:sz w:val="20"/>
-          <w:szCs w:val="20"/>
-          <w:lang w:val="en-GB" w:eastAsia="en-GB" w:bidi="ar-SA"/>
-          <w14:ligatures w14:val="none"/>
-        </w:rPr>
-        <w:t xml:space="preserve"> &amp; Valuation</w:t>
+        <w:t>├── 02.5 Financial Modeling &amp; Valuation</w:t>
       </w:r>
       <w:r>
         <w:rPr>
@@ -913,7 +862,6 @@
           <w:lang w:val="en-GB" w:eastAsia="en-GB" w:bidi="ar-SA"/>
           <w14:ligatures w14:val="none"/>
         </w:rPr>
-        <w:lastRenderedPageBreak/>
         <w:pict w14:anchorId="047DF864">
           <v:rect id="_x0000_i1026" style="width:0;height:1.5pt" o:hralign="center" o:hrstd="t" o:hr="t" fillcolor="#a0a0a0" stroked="f"/>
         </w:pict>
@@ -1703,7 +1651,6 @@
           <w:lang w:val="en-GB" w:eastAsia="en-GB" w:bidi="ar-SA"/>
           <w14:ligatures w14:val="none"/>
         </w:rPr>
-        <w:lastRenderedPageBreak/>
         <w:t>Strategic fit score</w:t>
       </w:r>
     </w:p>
@@ -2600,7 +2547,6 @@
           <w:lang w:val="en-GB" w:eastAsia="en-GB" w:bidi="ar-SA"/>
           <w14:ligatures w14:val="none"/>
         </w:rPr>
-        <w:lastRenderedPageBreak/>
         <w:t>Title verification</w:t>
       </w:r>
     </w:p>
@@ -3130,10 +3076,602 @@
           <w:lang w:val="en-GB" w:eastAsia="en-GB" w:bidi="ar-SA"/>
           <w14:ligatures w14:val="none"/>
         </w:rPr>
-        <w:t xml:space="preserve">02.5 Financial </w:t>
-      </w:r>
-      <w:proofErr w:type="spellStart"/>
-      <w:r>
+        <w:t>02.5 Financial Modeling &amp; Valuation</w:t>
+      </w:r>
+    </w:p>
+    <w:p>
+      <w:pPr>
+        <w:spacing w:before="100" w:beforeAutospacing="1" w:after="100" w:afterAutospacing="1" w:line="240" w:lineRule="auto"/>
+        <w:outlineLvl w:val="1"/>
+        <w:rPr>
+          <w:rFonts w:ascii="Times New Roman" w:eastAsia="Times New Roman" w:hAnsi="Times New Roman" w:cs="Times New Roman"/>
+          <w:b/>
+          <w:bCs/>
+          <w:kern w:val="0"/>
+          <w:sz w:val="36"/>
+          <w:szCs w:val="36"/>
+          <w:lang w:val="en-GB" w:eastAsia="en-GB" w:bidi="ar-SA"/>
+          <w14:ligatures w14:val="none"/>
+        </w:rPr>
+      </w:pPr>
+      <w:r>
+        <w:rPr>
+          <w:rFonts w:ascii="Times New Roman" w:eastAsia="Times New Roman" w:hAnsi="Times New Roman" w:cs="Times New Roman"/>
+          <w:b/>
+          <w:bCs/>
+          <w:kern w:val="0"/>
+          <w:sz w:val="36"/>
+          <w:szCs w:val="36"/>
+          <w:lang w:val="en-GB" w:eastAsia="en-GB" w:bidi="ar-SA"/>
+          <w14:ligatures w14:val="none"/>
+        </w:rPr>
+        <w:t>02.5.1 Valuation Policy</w:t>
+      </w:r>
+    </w:p>
+    <w:p>
+      <w:pPr>
+        <w:spacing w:before="100" w:beforeAutospacing="1" w:after="100" w:afterAutospacing="1" w:line="240" w:lineRule="auto"/>
+        <w:rPr>
+          <w:rFonts w:ascii="Times New Roman" w:eastAsia="Times New Roman" w:hAnsi="Times New Roman" w:cs="Times New Roman"/>
+          <w:kern w:val="0"/>
+          <w:sz w:val="24"/>
+          <w:szCs w:val="24"/>
+          <w:lang w:val="en-GB" w:eastAsia="en-GB" w:bidi="ar-SA"/>
+          <w14:ligatures w14:val="none"/>
+        </w:rPr>
+      </w:pPr>
+      <w:r>
+        <w:rPr>
+          <w:rFonts w:ascii="Times New Roman" w:eastAsia="Times New Roman" w:hAnsi="Times New Roman" w:cs="Times New Roman"/>
+          <w:kern w:val="0"/>
+          <w:sz w:val="24"/>
+          <w:szCs w:val="24"/>
+          <w:lang w:val="en-GB" w:eastAsia="en-GB" w:bidi="ar-SA"/>
+          <w14:ligatures w14:val="none"/>
+        </w:rPr>
+        <w:t>Accepted methodologies:</w:t>
+      </w:r>
+    </w:p>
+    <w:p>
+      <w:pPr>
+        <w:numPr>
+          <w:ilvl w:val="0"/>
+          <w:numId w:val="19"/>
+        </w:numPr>
+        <w:spacing w:before="100" w:beforeAutospacing="1" w:after="100" w:afterAutospacing="1" w:line="240" w:lineRule="auto"/>
+        <w:rPr>
+          <w:rFonts w:ascii="Times New Roman" w:eastAsia="Times New Roman" w:hAnsi="Times New Roman" w:cs="Times New Roman"/>
+          <w:kern w:val="0"/>
+          <w:sz w:val="24"/>
+          <w:szCs w:val="24"/>
+          <w:lang w:val="en-GB" w:eastAsia="en-GB" w:bidi="ar-SA"/>
+          <w14:ligatures w14:val="none"/>
+        </w:rPr>
+      </w:pPr>
+      <w:r>
+        <w:rPr>
+          <w:rFonts w:ascii="Times New Roman" w:eastAsia="Times New Roman" w:hAnsi="Times New Roman" w:cs="Times New Roman"/>
+          <w:kern w:val="0"/>
+          <w:sz w:val="24"/>
+          <w:szCs w:val="24"/>
+          <w:lang w:val="en-GB" w:eastAsia="en-GB" w:bidi="ar-SA"/>
+          <w14:ligatures w14:val="none"/>
+        </w:rPr>
+        <w:t>DCF</w:t>
+      </w:r>
+    </w:p>
+    <w:p>
+      <w:pPr>
+        <w:numPr>
+          <w:ilvl w:val="0"/>
+          <w:numId w:val="19"/>
+        </w:numPr>
+        <w:spacing w:before="100" w:beforeAutospacing="1" w:after="100" w:afterAutospacing="1" w:line="240" w:lineRule="auto"/>
+        <w:rPr>
+          <w:rFonts w:ascii="Times New Roman" w:eastAsia="Times New Roman" w:hAnsi="Times New Roman" w:cs="Times New Roman"/>
+          <w:kern w:val="0"/>
+          <w:sz w:val="24"/>
+          <w:szCs w:val="24"/>
+          <w:lang w:val="en-GB" w:eastAsia="en-GB" w:bidi="ar-SA"/>
+          <w14:ligatures w14:val="none"/>
+        </w:rPr>
+      </w:pPr>
+      <w:r>
+        <w:rPr>
+          <w:rFonts w:ascii="Times New Roman" w:eastAsia="Times New Roman" w:hAnsi="Times New Roman" w:cs="Times New Roman"/>
+          <w:kern w:val="0"/>
+          <w:sz w:val="24"/>
+          <w:szCs w:val="24"/>
+          <w:lang w:val="en-GB" w:eastAsia="en-GB" w:bidi="ar-SA"/>
+          <w14:ligatures w14:val="none"/>
+        </w:rPr>
+        <w:t>Comparable transactions</w:t>
+      </w:r>
+    </w:p>
+    <w:p>
+      <w:pPr>
+        <w:numPr>
+          <w:ilvl w:val="0"/>
+          <w:numId w:val="19"/>
+        </w:numPr>
+        <w:spacing w:before="100" w:beforeAutospacing="1" w:after="100" w:afterAutospacing="1" w:line="240" w:lineRule="auto"/>
+        <w:rPr>
+          <w:rFonts w:ascii="Times New Roman" w:eastAsia="Times New Roman" w:hAnsi="Times New Roman" w:cs="Times New Roman"/>
+          <w:kern w:val="0"/>
+          <w:sz w:val="24"/>
+          <w:szCs w:val="24"/>
+          <w:lang w:val="en-GB" w:eastAsia="en-GB" w:bidi="ar-SA"/>
+          <w14:ligatures w14:val="none"/>
+        </w:rPr>
+      </w:pPr>
+      <w:r>
+        <w:rPr>
+          <w:rFonts w:ascii="Times New Roman" w:eastAsia="Times New Roman" w:hAnsi="Times New Roman" w:cs="Times New Roman"/>
+          <w:kern w:val="0"/>
+          <w:sz w:val="24"/>
+          <w:szCs w:val="24"/>
+          <w:lang w:val="en-GB" w:eastAsia="en-GB" w:bidi="ar-SA"/>
+          <w14:ligatures w14:val="none"/>
+        </w:rPr>
+        <w:t>NAV</w:t>
+      </w:r>
+    </w:p>
+    <w:p>
+      <w:pPr>
+        <w:numPr>
+          <w:ilvl w:val="0"/>
+          <w:numId w:val="19"/>
+        </w:numPr>
+        <w:spacing w:before="100" w:beforeAutospacing="1" w:after="100" w:afterAutospacing="1" w:line="240" w:lineRule="auto"/>
+        <w:rPr>
+          <w:rFonts w:ascii="Times New Roman" w:eastAsia="Times New Roman" w:hAnsi="Times New Roman" w:cs="Times New Roman"/>
+          <w:kern w:val="0"/>
+          <w:sz w:val="24"/>
+          <w:szCs w:val="24"/>
+          <w:lang w:val="en-GB" w:eastAsia="en-GB" w:bidi="ar-SA"/>
+          <w14:ligatures w14:val="none"/>
+        </w:rPr>
+      </w:pPr>
+      <w:r>
+        <w:rPr>
+          <w:rFonts w:ascii="Times New Roman" w:eastAsia="Times New Roman" w:hAnsi="Times New Roman" w:cs="Times New Roman"/>
+          <w:kern w:val="0"/>
+          <w:sz w:val="24"/>
+          <w:szCs w:val="24"/>
+          <w:lang w:val="en-GB" w:eastAsia="en-GB" w:bidi="ar-SA"/>
+          <w14:ligatures w14:val="none"/>
+        </w:rPr>
+        <w:t>IRR hurdle approach</w:t>
+      </w:r>
+    </w:p>
+    <w:p>
+      <w:pPr>
+        <w:spacing w:before="100" w:beforeAutospacing="1" w:after="100" w:afterAutospacing="1" w:line="240" w:lineRule="auto"/>
+        <w:outlineLvl w:val="1"/>
+        <w:rPr>
+          <w:rFonts w:ascii="Times New Roman" w:eastAsia="Times New Roman" w:hAnsi="Times New Roman" w:cs="Times New Roman"/>
+          <w:b/>
+          <w:bCs/>
+          <w:kern w:val="0"/>
+          <w:sz w:val="36"/>
+          <w:szCs w:val="36"/>
+          <w:lang w:val="en-GB" w:eastAsia="en-GB" w:bidi="ar-SA"/>
+          <w14:ligatures w14:val="none"/>
+        </w:rPr>
+      </w:pPr>
+      <w:r>
+        <w:rPr>
+          <w:rFonts w:ascii="Times New Roman" w:eastAsia="Times New Roman" w:hAnsi="Times New Roman" w:cs="Times New Roman"/>
+          <w:b/>
+          <w:bCs/>
+          <w:kern w:val="0"/>
+          <w:sz w:val="36"/>
+          <w:szCs w:val="36"/>
+          <w:lang w:val="en-GB" w:eastAsia="en-GB" w:bidi="ar-SA"/>
+          <w14:ligatures w14:val="none"/>
+        </w:rPr>
+        <w:t>02.5.1.1 Financial Model Development Procedure</w:t>
+      </w:r>
+    </w:p>
+    <w:p>
+      <w:pPr>
+        <w:numPr>
+          <w:ilvl w:val="0"/>
+          <w:numId w:val="20"/>
+        </w:numPr>
+        <w:spacing w:before="100" w:beforeAutospacing="1" w:after="100" w:afterAutospacing="1" w:line="240" w:lineRule="auto"/>
+        <w:rPr>
+          <w:rFonts w:ascii="Times New Roman" w:eastAsia="Times New Roman" w:hAnsi="Times New Roman" w:cs="Times New Roman"/>
+          <w:kern w:val="0"/>
+          <w:sz w:val="24"/>
+          <w:szCs w:val="24"/>
+          <w:lang w:val="en-GB" w:eastAsia="en-GB" w:bidi="ar-SA"/>
+          <w14:ligatures w14:val="none"/>
+        </w:rPr>
+      </w:pPr>
+      <w:r>
+        <w:rPr>
+          <w:rFonts w:ascii="Times New Roman" w:eastAsia="Times New Roman" w:hAnsi="Times New Roman" w:cs="Times New Roman"/>
+          <w:kern w:val="0"/>
+          <w:sz w:val="24"/>
+          <w:szCs w:val="24"/>
+          <w:lang w:val="en-GB" w:eastAsia="en-GB" w:bidi="ar-SA"/>
+          <w14:ligatures w14:val="none"/>
+        </w:rPr>
+        <w:t>Base case</w:t>
+      </w:r>
+    </w:p>
+    <w:p>
+      <w:pPr>
+        <w:numPr>
+          <w:ilvl w:val="0"/>
+          <w:numId w:val="20"/>
+        </w:numPr>
+        <w:spacing w:before="100" w:beforeAutospacing="1" w:after="100" w:afterAutospacing="1" w:line="240" w:lineRule="auto"/>
+        <w:rPr>
+          <w:rFonts w:ascii="Times New Roman" w:eastAsia="Times New Roman" w:hAnsi="Times New Roman" w:cs="Times New Roman"/>
+          <w:kern w:val="0"/>
+          <w:sz w:val="24"/>
+          <w:szCs w:val="24"/>
+          <w:lang w:val="en-GB" w:eastAsia="en-GB" w:bidi="ar-SA"/>
+          <w14:ligatures w14:val="none"/>
+        </w:rPr>
+      </w:pPr>
+      <w:r>
+        <w:rPr>
+          <w:rFonts w:ascii="Times New Roman" w:eastAsia="Times New Roman" w:hAnsi="Times New Roman" w:cs="Times New Roman"/>
+          <w:kern w:val="0"/>
+          <w:sz w:val="24"/>
+          <w:szCs w:val="24"/>
+          <w:lang w:val="en-GB" w:eastAsia="en-GB" w:bidi="ar-SA"/>
+          <w14:ligatures w14:val="none"/>
+        </w:rPr>
+        <w:t>Downside case</w:t>
+      </w:r>
+    </w:p>
+    <w:p>
+      <w:pPr>
+        <w:numPr>
+          <w:ilvl w:val="0"/>
+          <w:numId w:val="20"/>
+        </w:numPr>
+        <w:spacing w:before="100" w:beforeAutospacing="1" w:after="100" w:afterAutospacing="1" w:line="240" w:lineRule="auto"/>
+        <w:rPr>
+          <w:rFonts w:ascii="Times New Roman" w:eastAsia="Times New Roman" w:hAnsi="Times New Roman" w:cs="Times New Roman"/>
+          <w:kern w:val="0"/>
+          <w:sz w:val="24"/>
+          <w:szCs w:val="24"/>
+          <w:lang w:val="en-GB" w:eastAsia="en-GB" w:bidi="ar-SA"/>
+          <w14:ligatures w14:val="none"/>
+        </w:rPr>
+      </w:pPr>
+      <w:r>
+        <w:rPr>
+          <w:rFonts w:ascii="Times New Roman" w:eastAsia="Times New Roman" w:hAnsi="Times New Roman" w:cs="Times New Roman"/>
+          <w:kern w:val="0"/>
+          <w:sz w:val="24"/>
+          <w:szCs w:val="24"/>
+          <w:lang w:val="en-GB" w:eastAsia="en-GB" w:bidi="ar-SA"/>
+          <w14:ligatures w14:val="none"/>
+        </w:rPr>
+        <w:t>Upside case</w:t>
+      </w:r>
+    </w:p>
+    <w:p>
+      <w:pPr>
+        <w:numPr>
+          <w:ilvl w:val="0"/>
+          <w:numId w:val="20"/>
+        </w:numPr>
+        <w:spacing w:before="100" w:beforeAutospacing="1" w:after="100" w:afterAutospacing="1" w:line="240" w:lineRule="auto"/>
+        <w:rPr>
+          <w:rFonts w:ascii="Times New Roman" w:eastAsia="Times New Roman" w:hAnsi="Times New Roman" w:cs="Times New Roman"/>
+          <w:kern w:val="0"/>
+          <w:sz w:val="24"/>
+          <w:szCs w:val="24"/>
+          <w:lang w:val="en-GB" w:eastAsia="en-GB" w:bidi="ar-SA"/>
+          <w14:ligatures w14:val="none"/>
+        </w:rPr>
+      </w:pPr>
+      <w:r>
+        <w:rPr>
+          <w:rFonts w:ascii="Times New Roman" w:eastAsia="Times New Roman" w:hAnsi="Times New Roman" w:cs="Times New Roman"/>
+          <w:kern w:val="0"/>
+          <w:sz w:val="24"/>
+          <w:szCs w:val="24"/>
+          <w:lang w:val="en-GB" w:eastAsia="en-GB" w:bidi="ar-SA"/>
+          <w14:ligatures w14:val="none"/>
+        </w:rPr>
+        <w:t>Stress testing</w:t>
+      </w:r>
+    </w:p>
+    <w:p>
+      <w:pPr>
+        <w:spacing w:before="100" w:beforeAutospacing="1" w:after="100" w:afterAutospacing="1" w:line="240" w:lineRule="auto"/>
+        <w:rPr>
+          <w:rFonts w:ascii="Times New Roman" w:eastAsia="Times New Roman" w:hAnsi="Times New Roman" w:cs="Times New Roman"/>
+          <w:kern w:val="0"/>
+          <w:sz w:val="24"/>
+          <w:szCs w:val="24"/>
+          <w:lang w:val="en-GB" w:eastAsia="en-GB" w:bidi="ar-SA"/>
+          <w14:ligatures w14:val="none"/>
+        </w:rPr>
+      </w:pPr>
+      <w:r>
+        <w:rPr>
+          <w:rFonts w:ascii="Times New Roman" w:eastAsia="Times New Roman" w:hAnsi="Times New Roman" w:cs="Times New Roman"/>
+          <w:b/>
+          <w:bCs/>
+          <w:kern w:val="0"/>
+          <w:sz w:val="24"/>
+          <w:szCs w:val="24"/>
+          <w:lang w:val="en-GB" w:eastAsia="en-GB" w:bidi="ar-SA"/>
+          <w14:ligatures w14:val="none"/>
+        </w:rPr>
+        <w:t>Outputs:</w:t>
+      </w:r>
+    </w:p>
+    <w:p>
+      <w:pPr>
+        <w:numPr>
+          <w:ilvl w:val="0"/>
+          <w:numId w:val="21"/>
+        </w:numPr>
+        <w:spacing w:before="100" w:beforeAutospacing="1" w:after="100" w:afterAutospacing="1" w:line="240" w:lineRule="auto"/>
+        <w:rPr>
+          <w:rFonts w:ascii="Times New Roman" w:eastAsia="Times New Roman" w:hAnsi="Times New Roman" w:cs="Times New Roman"/>
+          <w:kern w:val="0"/>
+          <w:sz w:val="24"/>
+          <w:szCs w:val="24"/>
+          <w:lang w:val="en-GB" w:eastAsia="en-GB" w:bidi="ar-SA"/>
+          <w14:ligatures w14:val="none"/>
+        </w:rPr>
+      </w:pPr>
+      <w:r>
+        <w:rPr>
+          <w:rFonts w:ascii="Times New Roman" w:eastAsia="Times New Roman" w:hAnsi="Times New Roman" w:cs="Times New Roman"/>
+          <w:kern w:val="0"/>
+          <w:sz w:val="24"/>
+          <w:szCs w:val="24"/>
+          <w:lang w:val="en-GB" w:eastAsia="en-GB" w:bidi="ar-SA"/>
+          <w14:ligatures w14:val="none"/>
+        </w:rPr>
+        <w:t>IRR</w:t>
+      </w:r>
+    </w:p>
+    <w:p>
+      <w:pPr>
+        <w:numPr>
+          <w:ilvl w:val="0"/>
+          <w:numId w:val="21"/>
+        </w:numPr>
+        <w:spacing w:before="100" w:beforeAutospacing="1" w:after="100" w:afterAutospacing="1" w:line="240" w:lineRule="auto"/>
+        <w:rPr>
+          <w:rFonts w:ascii="Times New Roman" w:eastAsia="Times New Roman" w:hAnsi="Times New Roman" w:cs="Times New Roman"/>
+          <w:kern w:val="0"/>
+          <w:sz w:val="24"/>
+          <w:szCs w:val="24"/>
+          <w:lang w:val="en-GB" w:eastAsia="en-GB" w:bidi="ar-SA"/>
+          <w14:ligatures w14:val="none"/>
+        </w:rPr>
+      </w:pPr>
+      <w:r>
+        <w:rPr>
+          <w:rFonts w:ascii="Times New Roman" w:eastAsia="Times New Roman" w:hAnsi="Times New Roman" w:cs="Times New Roman"/>
+          <w:kern w:val="0"/>
+          <w:sz w:val="24"/>
+          <w:szCs w:val="24"/>
+          <w:lang w:val="en-GB" w:eastAsia="en-GB" w:bidi="ar-SA"/>
+          <w14:ligatures w14:val="none"/>
+        </w:rPr>
+        <w:t>NPV</w:t>
+      </w:r>
+    </w:p>
+    <w:p>
+      <w:pPr>
+        <w:numPr>
+          <w:ilvl w:val="0"/>
+          <w:numId w:val="21"/>
+        </w:numPr>
+        <w:spacing w:before="100" w:beforeAutospacing="1" w:after="100" w:afterAutospacing="1" w:line="240" w:lineRule="auto"/>
+        <w:rPr>
+          <w:rFonts w:ascii="Times New Roman" w:eastAsia="Times New Roman" w:hAnsi="Times New Roman" w:cs="Times New Roman"/>
+          <w:kern w:val="0"/>
+          <w:sz w:val="24"/>
+          <w:szCs w:val="24"/>
+          <w:lang w:val="en-GB" w:eastAsia="en-GB" w:bidi="ar-SA"/>
+          <w14:ligatures w14:val="none"/>
+        </w:rPr>
+      </w:pPr>
+      <w:r>
+        <w:rPr>
+          <w:rFonts w:ascii="Times New Roman" w:eastAsia="Times New Roman" w:hAnsi="Times New Roman" w:cs="Times New Roman"/>
+          <w:kern w:val="0"/>
+          <w:sz w:val="24"/>
+          <w:szCs w:val="24"/>
+          <w:lang w:val="en-GB" w:eastAsia="en-GB" w:bidi="ar-SA"/>
+          <w14:ligatures w14:val="none"/>
+        </w:rPr>
+        <w:t>Payback</w:t>
+      </w:r>
+    </w:p>
+    <w:p>
+      <w:pPr>
+        <w:numPr>
+          <w:ilvl w:val="0"/>
+          <w:numId w:val="21"/>
+        </w:numPr>
+        <w:spacing w:before="100" w:beforeAutospacing="1" w:after="100" w:afterAutospacing="1" w:line="240" w:lineRule="auto"/>
+        <w:rPr>
+          <w:rFonts w:ascii="Times New Roman" w:eastAsia="Times New Roman" w:hAnsi="Times New Roman" w:cs="Times New Roman"/>
+          <w:kern w:val="0"/>
+          <w:sz w:val="24"/>
+          <w:szCs w:val="24"/>
+          <w:lang w:val="en-GB" w:eastAsia="en-GB" w:bidi="ar-SA"/>
+          <w14:ligatures w14:val="none"/>
+        </w:rPr>
+      </w:pPr>
+      <w:r>
+        <w:rPr>
+          <w:rFonts w:ascii="Times New Roman" w:eastAsia="Times New Roman" w:hAnsi="Times New Roman" w:cs="Times New Roman"/>
+          <w:kern w:val="0"/>
+          <w:sz w:val="24"/>
+          <w:szCs w:val="24"/>
+          <w:lang w:val="en-GB" w:eastAsia="en-GB" w:bidi="ar-SA"/>
+          <w14:ligatures w14:val="none"/>
+        </w:rPr>
+        <w:t>Sensitivity tornado</w:t>
+      </w:r>
+    </w:p>
+    <w:p>
+      <w:pPr>
+        <w:spacing w:before="100" w:beforeAutospacing="1" w:after="100" w:afterAutospacing="1" w:line="240" w:lineRule="auto"/>
+        <w:rPr>
+          <w:rFonts w:ascii="Times New Roman" w:eastAsia="Times New Roman" w:hAnsi="Times New Roman" w:cs="Times New Roman"/>
+          <w:kern w:val="0"/>
+          <w:sz w:val="24"/>
+          <w:szCs w:val="24"/>
+          <w:lang w:val="en-GB" w:eastAsia="en-GB" w:bidi="ar-SA"/>
+          <w14:ligatures w14:val="none"/>
+        </w:rPr>
+      </w:pPr>
+      <w:r>
+        <w:rPr>
+          <w:rFonts w:ascii="Times New Roman" w:eastAsia="Times New Roman" w:hAnsi="Times New Roman" w:cs="Times New Roman"/>
+          <w:b/>
+          <w:bCs/>
+          <w:kern w:val="0"/>
+          <w:sz w:val="24"/>
+          <w:szCs w:val="24"/>
+          <w:lang w:val="en-GB" w:eastAsia="en-GB" w:bidi="ar-SA"/>
+          <w14:ligatures w14:val="none"/>
+        </w:rPr>
+        <w:t>Form:</w:t>
+      </w:r>
+      <w:r>
+        <w:rPr>
+          <w:rFonts w:ascii="Times New Roman" w:eastAsia="Times New Roman" w:hAnsi="Times New Roman" w:cs="Times New Roman"/>
+          <w:kern w:val="0"/>
+          <w:sz w:val="24"/>
+          <w:szCs w:val="24"/>
+          <w:lang w:val="en-GB" w:eastAsia="en-GB" w:bidi="ar-SA"/>
+          <w14:ligatures w14:val="none"/>
+        </w:rPr>
+        <w:t xml:space="preserve"> F-02.5.1-A Investment Model Summary Sheet</w:t>
+      </w:r>
+    </w:p>
+    <w:p>
+      <w:pPr>
+        <w:spacing w:before="100" w:beforeAutospacing="1" w:after="100" w:afterAutospacing="1" w:line="240" w:lineRule="auto"/>
+        <w:rPr>
+          <w:rFonts w:ascii="Times New Roman" w:eastAsia="Times New Roman" w:hAnsi="Times New Roman" w:cs="Times New Roman"/>
+          <w:kern w:val="0"/>
+          <w:sz w:val="24"/>
+          <w:szCs w:val="24"/>
+          <w:lang w:val="en-GB" w:eastAsia="en-GB" w:bidi="ar-SA"/>
+          <w14:ligatures w14:val="none"/>
+        </w:rPr>
+      </w:pPr>
+      <w:r>
+        <w:rPr>
+          <w:rFonts w:ascii="Times New Roman" w:eastAsia="Times New Roman" w:hAnsi="Times New Roman" w:cs="Times New Roman"/>
+          <w:b/>
+          <w:bCs/>
+          <w:kern w:val="0"/>
+          <w:sz w:val="24"/>
+          <w:szCs w:val="24"/>
+          <w:lang w:val="en-GB" w:eastAsia="en-GB" w:bidi="ar-SA"/>
+          <w14:ligatures w14:val="none"/>
+        </w:rPr>
+        <w:t>Control:</w:t>
+      </w:r>
+    </w:p>
+    <w:p>
+      <w:pPr>
+        <w:numPr>
+          <w:ilvl w:val="0"/>
+          <w:numId w:val="22"/>
+        </w:numPr>
+        <w:spacing w:before="100" w:beforeAutospacing="1" w:after="100" w:afterAutospacing="1" w:line="240" w:lineRule="auto"/>
+        <w:rPr>
+          <w:rFonts w:ascii="Times New Roman" w:eastAsia="Times New Roman" w:hAnsi="Times New Roman" w:cs="Times New Roman"/>
+          <w:kern w:val="0"/>
+          <w:sz w:val="24"/>
+          <w:szCs w:val="24"/>
+          <w:lang w:val="en-GB" w:eastAsia="en-GB" w:bidi="ar-SA"/>
+          <w14:ligatures w14:val="none"/>
+        </w:rPr>
+      </w:pPr>
+      <w:r>
+        <w:rPr>
+          <w:rFonts w:ascii="Times New Roman" w:eastAsia="Times New Roman" w:hAnsi="Times New Roman" w:cs="Times New Roman"/>
+          <w:kern w:val="0"/>
+          <w:sz w:val="24"/>
+          <w:szCs w:val="24"/>
+          <w:lang w:val="en-GB" w:eastAsia="en-GB" w:bidi="ar-SA"/>
+          <w14:ligatures w14:val="none"/>
+        </w:rPr>
+        <w:t>Model audit trail</w:t>
+      </w:r>
+    </w:p>
+    <w:p>
+      <w:pPr>
+        <w:numPr>
+          <w:ilvl w:val="0"/>
+          <w:numId w:val="22"/>
+        </w:numPr>
+        <w:spacing w:before="100" w:beforeAutospacing="1" w:after="100" w:afterAutospacing="1" w:line="240" w:lineRule="auto"/>
+        <w:rPr>
+          <w:rFonts w:ascii="Times New Roman" w:eastAsia="Times New Roman" w:hAnsi="Times New Roman" w:cs="Times New Roman"/>
+          <w:kern w:val="0"/>
+          <w:sz w:val="24"/>
+          <w:szCs w:val="24"/>
+          <w:lang w:val="en-GB" w:eastAsia="en-GB" w:bidi="ar-SA"/>
+          <w14:ligatures w14:val="none"/>
+        </w:rPr>
+      </w:pPr>
+      <w:r>
+        <w:rPr>
+          <w:rFonts w:ascii="Times New Roman" w:eastAsia="Times New Roman" w:hAnsi="Times New Roman" w:cs="Times New Roman"/>
+          <w:kern w:val="0"/>
+          <w:sz w:val="24"/>
+          <w:szCs w:val="24"/>
+          <w:lang w:val="en-GB" w:eastAsia="en-GB" w:bidi="ar-SA"/>
+          <w14:ligatures w14:val="none"/>
+        </w:rPr>
+        <w:t>Peer review sign-off</w:t>
+      </w:r>
+    </w:p>
+    <w:p>
+      <w:pPr>
+        <w:spacing w:after="0" w:line="240" w:lineRule="auto"/>
+        <w:rPr>
+          <w:rFonts w:ascii="Times New Roman" w:eastAsia="Times New Roman" w:hAnsi="Times New Roman" w:cs="Times New Roman"/>
+          <w:kern w:val="0"/>
+          <w:sz w:val="24"/>
+          <w:szCs w:val="24"/>
+          <w:lang w:val="en-GB" w:eastAsia="en-GB" w:bidi="ar-SA"/>
+          <w14:ligatures w14:val="none"/>
+        </w:rPr>
+      </w:pPr>
+      <w:r>
+        <w:rPr>
+          <w:rFonts w:ascii="Times New Roman" w:eastAsia="Times New Roman" w:hAnsi="Times New Roman" w:cs="Times New Roman"/>
+          <w:kern w:val="0"/>
+          <w:sz w:val="24"/>
+          <w:szCs w:val="24"/>
+          <w:lang w:val="en-GB" w:eastAsia="en-GB" w:bidi="ar-SA"/>
+          <w14:ligatures w14:val="none"/>
+        </w:rPr>
+        <w:pict w14:anchorId="2BDE215F">
+          <v:rect id="_x0000_i1032" style="width:0;height:1.5pt" o:hralign="center" o:hrstd="t" o:hr="t" fillcolor="#a0a0a0" stroked="f"/>
+        </w:pict>
+      </w:r>
+    </w:p>
+    <w:p>
+      <w:pPr>
+        <w:spacing w:before="100" w:beforeAutospacing="1" w:after="100" w:afterAutospacing="1" w:line="240" w:lineRule="auto"/>
+        <w:outlineLvl w:val="0"/>
         <w:rPr>
           <w:rFonts w:ascii="Times New Roman" w:eastAsia="Times New Roman" w:hAnsi="Times New Roman" w:cs="Times New Roman"/>
           <w:b/>
@@ -3144,9 +3682,7 @@
           <w:lang w:val="en-GB" w:eastAsia="en-GB" w:bidi="ar-SA"/>
           <w14:ligatures w14:val="none"/>
         </w:rPr>
-        <w:t>Modeling</w:t>
-      </w:r>
-      <w:proofErr w:type="spellEnd"/>
+      </w:pPr>
       <w:r>
         <w:rPr>
           <w:rFonts w:ascii="Times New Roman" w:eastAsia="Times New Roman" w:hAnsi="Times New Roman" w:cs="Times New Roman"/>
@@ -3158,7 +3694,7 @@
           <w:lang w:val="en-GB" w:eastAsia="en-GB" w:bidi="ar-SA"/>
           <w14:ligatures w14:val="none"/>
         </w:rPr>
-        <w:t xml:space="preserve"> &amp; Valuation</w:t>
+        <w:t>02.6 Investment Committee &amp; Approval</w:t>
       </w:r>
     </w:p>
     <w:p>
@@ -3187,38 +3723,14 @@
           <w:lang w:val="en-GB" w:eastAsia="en-GB" w:bidi="ar-SA"/>
           <w14:ligatures w14:val="none"/>
         </w:rPr>
-        <w:t>02.5.1 Valuation Policy</w:t>
-      </w:r>
-    </w:p>
-    <w:p>
-      <w:pPr>
-        <w:spacing w:before="100" w:beforeAutospacing="1" w:after="100" w:afterAutospacing="1" w:line="240" w:lineRule="auto"/>
-        <w:rPr>
-          <w:rFonts w:ascii="Times New Roman" w:eastAsia="Times New Roman" w:hAnsi="Times New Roman" w:cs="Times New Roman"/>
-          <w:kern w:val="0"/>
-          <w:sz w:val="24"/>
-          <w:szCs w:val="24"/>
-          <w:lang w:val="en-GB" w:eastAsia="en-GB" w:bidi="ar-SA"/>
-          <w14:ligatures w14:val="none"/>
-        </w:rPr>
-      </w:pPr>
-      <w:r>
-        <w:rPr>
-          <w:rFonts w:ascii="Times New Roman" w:eastAsia="Times New Roman" w:hAnsi="Times New Roman" w:cs="Times New Roman"/>
-          <w:kern w:val="0"/>
-          <w:sz w:val="24"/>
-          <w:szCs w:val="24"/>
-          <w:lang w:val="en-GB" w:eastAsia="en-GB" w:bidi="ar-SA"/>
-          <w14:ligatures w14:val="none"/>
-        </w:rPr>
-        <w:t>Accepted methodologies:</w:t>
+        <w:t>02.6.1 IC Governance Policy</w:t>
       </w:r>
     </w:p>
     <w:p>
       <w:pPr>
         <w:numPr>
           <w:ilvl w:val="0"/>
-          <w:numId w:val="19"/>
+          <w:numId w:val="23"/>
         </w:numPr>
         <w:spacing w:before="100" w:beforeAutospacing="1" w:after="100" w:afterAutospacing="1" w:line="240" w:lineRule="auto"/>
         <w:rPr>
@@ -3239,14 +3751,14 @@
           <w:lang w:val="en-GB" w:eastAsia="en-GB" w:bidi="ar-SA"/>
           <w14:ligatures w14:val="none"/>
         </w:rPr>
-        <w:t>DCF</w:t>
+        <w:t>Quorum rules</w:t>
       </w:r>
     </w:p>
     <w:p>
       <w:pPr>
         <w:numPr>
           <w:ilvl w:val="0"/>
-          <w:numId w:val="19"/>
+          <w:numId w:val="23"/>
         </w:numPr>
         <w:spacing w:before="100" w:beforeAutospacing="1" w:after="100" w:afterAutospacing="1" w:line="240" w:lineRule="auto"/>
         <w:rPr>
@@ -3267,14 +3779,14 @@
           <w:lang w:val="en-GB" w:eastAsia="en-GB" w:bidi="ar-SA"/>
           <w14:ligatures w14:val="none"/>
         </w:rPr>
-        <w:t>Comparable transactions</w:t>
+        <w:t>Voting thresholds</w:t>
       </w:r>
     </w:p>
     <w:p>
       <w:pPr>
         <w:numPr>
           <w:ilvl w:val="0"/>
-          <w:numId w:val="19"/>
+          <w:numId w:val="23"/>
         </w:numPr>
         <w:spacing w:before="100" w:beforeAutospacing="1" w:after="100" w:afterAutospacing="1" w:line="240" w:lineRule="auto"/>
         <w:rPr>
@@ -3295,14 +3807,43 @@
           <w:lang w:val="en-GB" w:eastAsia="en-GB" w:bidi="ar-SA"/>
           <w14:ligatures w14:val="none"/>
         </w:rPr>
-        <w:t>NAV</w:t>
+        <w:t>Escalation rules</w:t>
+      </w:r>
+    </w:p>
+    <w:p>
+      <w:pPr>
+        <w:spacing w:before="100" w:beforeAutospacing="1" w:after="100" w:afterAutospacing="1" w:line="240" w:lineRule="auto"/>
+        <w:outlineLvl w:val="1"/>
+        <w:rPr>
+          <w:rFonts w:ascii="Times New Roman" w:eastAsia="Times New Roman" w:hAnsi="Times New Roman" w:cs="Times New Roman"/>
+          <w:b/>
+          <w:bCs/>
+          <w:kern w:val="0"/>
+          <w:sz w:val="36"/>
+          <w:szCs w:val="36"/>
+          <w:lang w:val="en-GB" w:eastAsia="en-GB" w:bidi="ar-SA"/>
+          <w14:ligatures w14:val="none"/>
+        </w:rPr>
+      </w:pPr>
+      <w:r>
+        <w:rPr>
+          <w:rFonts w:ascii="Times New Roman" w:eastAsia="Times New Roman" w:hAnsi="Times New Roman" w:cs="Times New Roman"/>
+          <w:b/>
+          <w:bCs/>
+          <w:kern w:val="0"/>
+          <w:sz w:val="36"/>
+          <w:szCs w:val="36"/>
+          <w:lang w:val="en-GB" w:eastAsia="en-GB" w:bidi="ar-SA"/>
+          <w14:ligatures w14:val="none"/>
+        </w:rPr>
+        <w:t>02.6.1.1 IC Submission Procedure</w:t>
       </w:r>
     </w:p>
     <w:p>
       <w:pPr>
         <w:numPr>
           <w:ilvl w:val="0"/>
-          <w:numId w:val="19"/>
+          <w:numId w:val="24"/>
         </w:numPr>
         <w:spacing w:before="100" w:beforeAutospacing="1" w:after="100" w:afterAutospacing="1" w:line="240" w:lineRule="auto"/>
         <w:rPr>
@@ -3323,20 +3864,183 @@
           <w:lang w:val="en-GB" w:eastAsia="en-GB" w:bidi="ar-SA"/>
           <w14:ligatures w14:val="none"/>
         </w:rPr>
-        <w:t>IRR hurdle approach</w:t>
-      </w:r>
-    </w:p>
-    <w:p>
-      <w:pPr>
-        <w:spacing w:before="100" w:beforeAutospacing="1" w:after="100" w:afterAutospacing="1" w:line="240" w:lineRule="auto"/>
-        <w:outlineLvl w:val="1"/>
+        <w:t>Investment memo template</w:t>
+      </w:r>
+    </w:p>
+    <w:p>
+      <w:pPr>
+        <w:numPr>
+          <w:ilvl w:val="0"/>
+          <w:numId w:val="24"/>
+        </w:numPr>
+        <w:spacing w:before="100" w:beforeAutospacing="1" w:after="100" w:afterAutospacing="1" w:line="240" w:lineRule="auto"/>
+        <w:rPr>
+          <w:rFonts w:ascii="Times New Roman" w:eastAsia="Times New Roman" w:hAnsi="Times New Roman" w:cs="Times New Roman"/>
+          <w:kern w:val="0"/>
+          <w:sz w:val="24"/>
+          <w:szCs w:val="24"/>
+          <w:lang w:val="en-GB" w:eastAsia="en-GB" w:bidi="ar-SA"/>
+          <w14:ligatures w14:val="none"/>
+        </w:rPr>
+      </w:pPr>
+      <w:r>
+        <w:rPr>
+          <w:rFonts w:ascii="Times New Roman" w:eastAsia="Times New Roman" w:hAnsi="Times New Roman" w:cs="Times New Roman"/>
+          <w:kern w:val="0"/>
+          <w:sz w:val="24"/>
+          <w:szCs w:val="24"/>
+          <w:lang w:val="en-GB" w:eastAsia="en-GB" w:bidi="ar-SA"/>
+          <w14:ligatures w14:val="none"/>
+        </w:rPr>
+        <w:t>Risk summary</w:t>
+      </w:r>
+    </w:p>
+    <w:p>
+      <w:pPr>
+        <w:numPr>
+          <w:ilvl w:val="0"/>
+          <w:numId w:val="24"/>
+        </w:numPr>
+        <w:spacing w:before="100" w:beforeAutospacing="1" w:after="100" w:afterAutospacing="1" w:line="240" w:lineRule="auto"/>
+        <w:rPr>
+          <w:rFonts w:ascii="Times New Roman" w:eastAsia="Times New Roman" w:hAnsi="Times New Roman" w:cs="Times New Roman"/>
+          <w:kern w:val="0"/>
+          <w:sz w:val="24"/>
+          <w:szCs w:val="24"/>
+          <w:lang w:val="en-GB" w:eastAsia="en-GB" w:bidi="ar-SA"/>
+          <w14:ligatures w14:val="none"/>
+        </w:rPr>
+      </w:pPr>
+      <w:r>
+        <w:rPr>
+          <w:rFonts w:ascii="Times New Roman" w:eastAsia="Times New Roman" w:hAnsi="Times New Roman" w:cs="Times New Roman"/>
+          <w:kern w:val="0"/>
+          <w:sz w:val="24"/>
+          <w:szCs w:val="24"/>
+          <w:lang w:val="en-GB" w:eastAsia="en-GB" w:bidi="ar-SA"/>
+          <w14:ligatures w14:val="none"/>
+        </w:rPr>
+        <w:t>ESG statement</w:t>
+      </w:r>
+    </w:p>
+    <w:p>
+      <w:pPr>
+        <w:numPr>
+          <w:ilvl w:val="0"/>
+          <w:numId w:val="24"/>
+        </w:numPr>
+        <w:spacing w:before="100" w:beforeAutospacing="1" w:after="100" w:afterAutospacing="1" w:line="240" w:lineRule="auto"/>
+        <w:rPr>
+          <w:rFonts w:ascii="Times New Roman" w:eastAsia="Times New Roman" w:hAnsi="Times New Roman" w:cs="Times New Roman"/>
+          <w:kern w:val="0"/>
+          <w:sz w:val="24"/>
+          <w:szCs w:val="24"/>
+          <w:lang w:val="en-GB" w:eastAsia="en-GB" w:bidi="ar-SA"/>
+          <w14:ligatures w14:val="none"/>
+        </w:rPr>
+      </w:pPr>
+      <w:r>
+        <w:rPr>
+          <w:rFonts w:ascii="Times New Roman" w:eastAsia="Times New Roman" w:hAnsi="Times New Roman" w:cs="Times New Roman"/>
+          <w:kern w:val="0"/>
+          <w:sz w:val="24"/>
+          <w:szCs w:val="24"/>
+          <w:lang w:val="en-GB" w:eastAsia="en-GB" w:bidi="ar-SA"/>
+          <w14:ligatures w14:val="none"/>
+        </w:rPr>
+        <w:t>Financial summary</w:t>
+      </w:r>
+    </w:p>
+    <w:p>
+      <w:pPr>
+        <w:spacing w:before="100" w:beforeAutospacing="1" w:after="100" w:afterAutospacing="1" w:line="240" w:lineRule="auto"/>
+        <w:rPr>
+          <w:rFonts w:ascii="Times New Roman" w:eastAsia="Times New Roman" w:hAnsi="Times New Roman" w:cs="Times New Roman"/>
+          <w:kern w:val="0"/>
+          <w:sz w:val="24"/>
+          <w:szCs w:val="24"/>
+          <w:lang w:val="en-GB" w:eastAsia="en-GB" w:bidi="ar-SA"/>
+          <w14:ligatures w14:val="none"/>
+        </w:rPr>
+      </w:pPr>
+      <w:r>
         <w:rPr>
           <w:rFonts w:ascii="Times New Roman" w:eastAsia="Times New Roman" w:hAnsi="Times New Roman" w:cs="Times New Roman"/>
           <w:b/>
           <w:bCs/>
           <w:kern w:val="0"/>
-          <w:sz w:val="36"/>
-          <w:szCs w:val="36"/>
+          <w:sz w:val="24"/>
+          <w:szCs w:val="24"/>
+          <w:lang w:val="en-GB" w:eastAsia="en-GB" w:bidi="ar-SA"/>
+          <w14:ligatures w14:val="none"/>
+        </w:rPr>
+        <w:t>Form:</w:t>
+      </w:r>
+    </w:p>
+    <w:p>
+      <w:pPr>
+        <w:numPr>
+          <w:ilvl w:val="0"/>
+          <w:numId w:val="25"/>
+        </w:numPr>
+        <w:spacing w:before="100" w:beforeAutospacing="1" w:after="100" w:afterAutospacing="1" w:line="240" w:lineRule="auto"/>
+        <w:rPr>
+          <w:rFonts w:ascii="Times New Roman" w:eastAsia="Times New Roman" w:hAnsi="Times New Roman" w:cs="Times New Roman"/>
+          <w:kern w:val="0"/>
+          <w:sz w:val="24"/>
+          <w:szCs w:val="24"/>
+          <w:lang w:val="en-GB" w:eastAsia="en-GB" w:bidi="ar-SA"/>
+          <w14:ligatures w14:val="none"/>
+        </w:rPr>
+      </w:pPr>
+      <w:r>
+        <w:rPr>
+          <w:rFonts w:ascii="Times New Roman" w:eastAsia="Times New Roman" w:hAnsi="Times New Roman" w:cs="Times New Roman"/>
+          <w:kern w:val="0"/>
+          <w:sz w:val="24"/>
+          <w:szCs w:val="24"/>
+          <w:lang w:val="en-GB" w:eastAsia="en-GB" w:bidi="ar-SA"/>
+          <w14:ligatures w14:val="none"/>
+        </w:rPr>
+        <w:t>F-02.6.1-A Investment Memo</w:t>
+      </w:r>
+    </w:p>
+    <w:p>
+      <w:pPr>
+        <w:numPr>
+          <w:ilvl w:val="0"/>
+          <w:numId w:val="25"/>
+        </w:numPr>
+        <w:spacing w:before="100" w:beforeAutospacing="1" w:after="100" w:afterAutospacing="1" w:line="240" w:lineRule="auto"/>
+        <w:rPr>
+          <w:rFonts w:ascii="Times New Roman" w:eastAsia="Times New Roman" w:hAnsi="Times New Roman" w:cs="Times New Roman"/>
+          <w:kern w:val="0"/>
+          <w:sz w:val="24"/>
+          <w:szCs w:val="24"/>
+          <w:lang w:val="en-GB" w:eastAsia="en-GB" w:bidi="ar-SA"/>
+          <w14:ligatures w14:val="none"/>
+        </w:rPr>
+      </w:pPr>
+      <w:r>
+        <w:rPr>
+          <w:rFonts w:ascii="Times New Roman" w:eastAsia="Times New Roman" w:hAnsi="Times New Roman" w:cs="Times New Roman"/>
+          <w:kern w:val="0"/>
+          <w:sz w:val="24"/>
+          <w:szCs w:val="24"/>
+          <w:lang w:val="en-GB" w:eastAsia="en-GB" w:bidi="ar-SA"/>
+          <w14:ligatures w14:val="none"/>
+        </w:rPr>
+        <w:t>F-02.6.1-B IC Decision Log</w:t>
+      </w:r>
+    </w:p>
+    <w:p>
+      <w:pPr>
+        <w:spacing w:before="100" w:beforeAutospacing="1" w:after="100" w:afterAutospacing="1" w:line="240" w:lineRule="auto"/>
+        <w:rPr>
+          <w:rFonts w:ascii="Times New Roman" w:eastAsia="Times New Roman" w:hAnsi="Times New Roman" w:cs="Times New Roman"/>
+          <w:kern w:val="0"/>
+          <w:sz w:val="24"/>
+          <w:szCs w:val="24"/>
           <w:lang w:val="en-GB" w:eastAsia="en-GB" w:bidi="ar-SA"/>
           <w14:ligatures w14:val="none"/>
         </w:rPr>
@@ -3347,19 +4051,19 @@
           <w:b/>
           <w:bCs/>
           <w:kern w:val="0"/>
-          <w:sz w:val="36"/>
-          <w:szCs w:val="36"/>
-          <w:lang w:val="en-GB" w:eastAsia="en-GB" w:bidi="ar-SA"/>
-          <w14:ligatures w14:val="none"/>
-        </w:rPr>
-        <w:t>02.5.1.1 Financial Model Development Procedure</w:t>
+          <w:sz w:val="24"/>
+          <w:szCs w:val="24"/>
+          <w:lang w:val="en-GB" w:eastAsia="en-GB" w:bidi="ar-SA"/>
+          <w14:ligatures w14:val="none"/>
+        </w:rPr>
+        <w:t>Control:</w:t>
       </w:r>
     </w:p>
     <w:p>
       <w:pPr>
         <w:numPr>
           <w:ilvl w:val="0"/>
-          <w:numId w:val="20"/>
+          <w:numId w:val="26"/>
         </w:numPr>
         <w:spacing w:before="100" w:beforeAutospacing="1" w:after="100" w:afterAutospacing="1" w:line="240" w:lineRule="auto"/>
         <w:rPr>
@@ -3380,14 +4084,14 @@
           <w:lang w:val="en-GB" w:eastAsia="en-GB" w:bidi="ar-SA"/>
           <w14:ligatures w14:val="none"/>
         </w:rPr>
-        <w:t>Base case</w:t>
+        <w:t>Formal minutes</w:t>
       </w:r>
     </w:p>
     <w:p>
       <w:pPr>
         <w:numPr>
           <w:ilvl w:val="0"/>
-          <w:numId w:val="20"/>
+          <w:numId w:val="26"/>
         </w:numPr>
         <w:spacing w:before="100" w:beforeAutospacing="1" w:after="100" w:afterAutospacing="1" w:line="240" w:lineRule="auto"/>
         <w:rPr>
@@ -3408,321 +4112,7 @@
           <w:lang w:val="en-GB" w:eastAsia="en-GB" w:bidi="ar-SA"/>
           <w14:ligatures w14:val="none"/>
         </w:rPr>
-        <w:t>Downside case</w:t>
-      </w:r>
-    </w:p>
-    <w:p>
-      <w:pPr>
-        <w:numPr>
-          <w:ilvl w:val="0"/>
-          <w:numId w:val="20"/>
-        </w:numPr>
-        <w:spacing w:before="100" w:beforeAutospacing="1" w:after="100" w:afterAutospacing="1" w:line="240" w:lineRule="auto"/>
-        <w:rPr>
-          <w:rFonts w:ascii="Times New Roman" w:eastAsia="Times New Roman" w:hAnsi="Times New Roman" w:cs="Times New Roman"/>
-          <w:kern w:val="0"/>
-          <w:sz w:val="24"/>
-          <w:szCs w:val="24"/>
-          <w:lang w:val="en-GB" w:eastAsia="en-GB" w:bidi="ar-SA"/>
-          <w14:ligatures w14:val="none"/>
-        </w:rPr>
-      </w:pPr>
-      <w:r>
-        <w:rPr>
-          <w:rFonts w:ascii="Times New Roman" w:eastAsia="Times New Roman" w:hAnsi="Times New Roman" w:cs="Times New Roman"/>
-          <w:kern w:val="0"/>
-          <w:sz w:val="24"/>
-          <w:szCs w:val="24"/>
-          <w:lang w:val="en-GB" w:eastAsia="en-GB" w:bidi="ar-SA"/>
-          <w14:ligatures w14:val="none"/>
-        </w:rPr>
-        <w:t>Upside case</w:t>
-      </w:r>
-    </w:p>
-    <w:p>
-      <w:pPr>
-        <w:numPr>
-          <w:ilvl w:val="0"/>
-          <w:numId w:val="20"/>
-        </w:numPr>
-        <w:spacing w:before="100" w:beforeAutospacing="1" w:after="100" w:afterAutospacing="1" w:line="240" w:lineRule="auto"/>
-        <w:rPr>
-          <w:rFonts w:ascii="Times New Roman" w:eastAsia="Times New Roman" w:hAnsi="Times New Roman" w:cs="Times New Roman"/>
-          <w:kern w:val="0"/>
-          <w:sz w:val="24"/>
-          <w:szCs w:val="24"/>
-          <w:lang w:val="en-GB" w:eastAsia="en-GB" w:bidi="ar-SA"/>
-          <w14:ligatures w14:val="none"/>
-        </w:rPr>
-      </w:pPr>
-      <w:r>
-        <w:rPr>
-          <w:rFonts w:ascii="Times New Roman" w:eastAsia="Times New Roman" w:hAnsi="Times New Roman" w:cs="Times New Roman"/>
-          <w:kern w:val="0"/>
-          <w:sz w:val="24"/>
-          <w:szCs w:val="24"/>
-          <w:lang w:val="en-GB" w:eastAsia="en-GB" w:bidi="ar-SA"/>
-          <w14:ligatures w14:val="none"/>
-        </w:rPr>
-        <w:t>Stress testing</w:t>
-      </w:r>
-    </w:p>
-    <w:p>
-      <w:pPr>
-        <w:spacing w:before="100" w:beforeAutospacing="1" w:after="100" w:afterAutospacing="1" w:line="240" w:lineRule="auto"/>
-        <w:rPr>
-          <w:rFonts w:ascii="Times New Roman" w:eastAsia="Times New Roman" w:hAnsi="Times New Roman" w:cs="Times New Roman"/>
-          <w:kern w:val="0"/>
-          <w:sz w:val="24"/>
-          <w:szCs w:val="24"/>
-          <w:lang w:val="en-GB" w:eastAsia="en-GB" w:bidi="ar-SA"/>
-          <w14:ligatures w14:val="none"/>
-        </w:rPr>
-      </w:pPr>
-      <w:r>
-        <w:rPr>
-          <w:rFonts w:ascii="Times New Roman" w:eastAsia="Times New Roman" w:hAnsi="Times New Roman" w:cs="Times New Roman"/>
-          <w:b/>
-          <w:bCs/>
-          <w:kern w:val="0"/>
-          <w:sz w:val="24"/>
-          <w:szCs w:val="24"/>
-          <w:lang w:val="en-GB" w:eastAsia="en-GB" w:bidi="ar-SA"/>
-          <w14:ligatures w14:val="none"/>
-        </w:rPr>
-        <w:t>Outputs:</w:t>
-      </w:r>
-    </w:p>
-    <w:p>
-      <w:pPr>
-        <w:numPr>
-          <w:ilvl w:val="0"/>
-          <w:numId w:val="21"/>
-        </w:numPr>
-        <w:spacing w:before="100" w:beforeAutospacing="1" w:after="100" w:afterAutospacing="1" w:line="240" w:lineRule="auto"/>
-        <w:rPr>
-          <w:rFonts w:ascii="Times New Roman" w:eastAsia="Times New Roman" w:hAnsi="Times New Roman" w:cs="Times New Roman"/>
-          <w:kern w:val="0"/>
-          <w:sz w:val="24"/>
-          <w:szCs w:val="24"/>
-          <w:lang w:val="en-GB" w:eastAsia="en-GB" w:bidi="ar-SA"/>
-          <w14:ligatures w14:val="none"/>
-        </w:rPr>
-      </w:pPr>
-      <w:r>
-        <w:rPr>
-          <w:rFonts w:ascii="Times New Roman" w:eastAsia="Times New Roman" w:hAnsi="Times New Roman" w:cs="Times New Roman"/>
-          <w:kern w:val="0"/>
-          <w:sz w:val="24"/>
-          <w:szCs w:val="24"/>
-          <w:lang w:val="en-GB" w:eastAsia="en-GB" w:bidi="ar-SA"/>
-          <w14:ligatures w14:val="none"/>
-        </w:rPr>
-        <w:lastRenderedPageBreak/>
-        <w:t>IRR</w:t>
-      </w:r>
-    </w:p>
-    <w:p>
-      <w:pPr>
-        <w:numPr>
-          <w:ilvl w:val="0"/>
-          <w:numId w:val="21"/>
-        </w:numPr>
-        <w:spacing w:before="100" w:beforeAutospacing="1" w:after="100" w:afterAutospacing="1" w:line="240" w:lineRule="auto"/>
-        <w:rPr>
-          <w:rFonts w:ascii="Times New Roman" w:eastAsia="Times New Roman" w:hAnsi="Times New Roman" w:cs="Times New Roman"/>
-          <w:kern w:val="0"/>
-          <w:sz w:val="24"/>
-          <w:szCs w:val="24"/>
-          <w:lang w:val="en-GB" w:eastAsia="en-GB" w:bidi="ar-SA"/>
-          <w14:ligatures w14:val="none"/>
-        </w:rPr>
-      </w:pPr>
-      <w:r>
-        <w:rPr>
-          <w:rFonts w:ascii="Times New Roman" w:eastAsia="Times New Roman" w:hAnsi="Times New Roman" w:cs="Times New Roman"/>
-          <w:kern w:val="0"/>
-          <w:sz w:val="24"/>
-          <w:szCs w:val="24"/>
-          <w:lang w:val="en-GB" w:eastAsia="en-GB" w:bidi="ar-SA"/>
-          <w14:ligatures w14:val="none"/>
-        </w:rPr>
-        <w:t>NPV</w:t>
-      </w:r>
-    </w:p>
-    <w:p>
-      <w:pPr>
-        <w:numPr>
-          <w:ilvl w:val="0"/>
-          <w:numId w:val="21"/>
-        </w:numPr>
-        <w:spacing w:before="100" w:beforeAutospacing="1" w:after="100" w:afterAutospacing="1" w:line="240" w:lineRule="auto"/>
-        <w:rPr>
-          <w:rFonts w:ascii="Times New Roman" w:eastAsia="Times New Roman" w:hAnsi="Times New Roman" w:cs="Times New Roman"/>
-          <w:kern w:val="0"/>
-          <w:sz w:val="24"/>
-          <w:szCs w:val="24"/>
-          <w:lang w:val="en-GB" w:eastAsia="en-GB" w:bidi="ar-SA"/>
-          <w14:ligatures w14:val="none"/>
-        </w:rPr>
-      </w:pPr>
-      <w:r>
-        <w:rPr>
-          <w:rFonts w:ascii="Times New Roman" w:eastAsia="Times New Roman" w:hAnsi="Times New Roman" w:cs="Times New Roman"/>
-          <w:kern w:val="0"/>
-          <w:sz w:val="24"/>
-          <w:szCs w:val="24"/>
-          <w:lang w:val="en-GB" w:eastAsia="en-GB" w:bidi="ar-SA"/>
-          <w14:ligatures w14:val="none"/>
-        </w:rPr>
-        <w:t>Payback</w:t>
-      </w:r>
-    </w:p>
-    <w:p>
-      <w:pPr>
-        <w:numPr>
-          <w:ilvl w:val="0"/>
-          <w:numId w:val="21"/>
-        </w:numPr>
-        <w:spacing w:before="100" w:beforeAutospacing="1" w:after="100" w:afterAutospacing="1" w:line="240" w:lineRule="auto"/>
-        <w:rPr>
-          <w:rFonts w:ascii="Times New Roman" w:eastAsia="Times New Roman" w:hAnsi="Times New Roman" w:cs="Times New Roman"/>
-          <w:kern w:val="0"/>
-          <w:sz w:val="24"/>
-          <w:szCs w:val="24"/>
-          <w:lang w:val="en-GB" w:eastAsia="en-GB" w:bidi="ar-SA"/>
-          <w14:ligatures w14:val="none"/>
-        </w:rPr>
-      </w:pPr>
-      <w:r>
-        <w:rPr>
-          <w:rFonts w:ascii="Times New Roman" w:eastAsia="Times New Roman" w:hAnsi="Times New Roman" w:cs="Times New Roman"/>
-          <w:kern w:val="0"/>
-          <w:sz w:val="24"/>
-          <w:szCs w:val="24"/>
-          <w:lang w:val="en-GB" w:eastAsia="en-GB" w:bidi="ar-SA"/>
-          <w14:ligatures w14:val="none"/>
-        </w:rPr>
-        <w:t>Sensitivity tornado</w:t>
-      </w:r>
-    </w:p>
-    <w:p>
-      <w:pPr>
-        <w:spacing w:before="100" w:beforeAutospacing="1" w:after="100" w:afterAutospacing="1" w:line="240" w:lineRule="auto"/>
-        <w:rPr>
-          <w:rFonts w:ascii="Times New Roman" w:eastAsia="Times New Roman" w:hAnsi="Times New Roman" w:cs="Times New Roman"/>
-          <w:kern w:val="0"/>
-          <w:sz w:val="24"/>
-          <w:szCs w:val="24"/>
-          <w:lang w:val="en-GB" w:eastAsia="en-GB" w:bidi="ar-SA"/>
-          <w14:ligatures w14:val="none"/>
-        </w:rPr>
-      </w:pPr>
-      <w:r>
-        <w:rPr>
-          <w:rFonts w:ascii="Times New Roman" w:eastAsia="Times New Roman" w:hAnsi="Times New Roman" w:cs="Times New Roman"/>
-          <w:b/>
-          <w:bCs/>
-          <w:kern w:val="0"/>
-          <w:sz w:val="24"/>
-          <w:szCs w:val="24"/>
-          <w:lang w:val="en-GB" w:eastAsia="en-GB" w:bidi="ar-SA"/>
-          <w14:ligatures w14:val="none"/>
-        </w:rPr>
-        <w:t>Form:</w:t>
-      </w:r>
-      <w:r>
-        <w:rPr>
-          <w:rFonts w:ascii="Times New Roman" w:eastAsia="Times New Roman" w:hAnsi="Times New Roman" w:cs="Times New Roman"/>
-          <w:kern w:val="0"/>
-          <w:sz w:val="24"/>
-          <w:szCs w:val="24"/>
-          <w:lang w:val="en-GB" w:eastAsia="en-GB" w:bidi="ar-SA"/>
-          <w14:ligatures w14:val="none"/>
-        </w:rPr>
-        <w:t xml:space="preserve"> F-02.5.1-A Investment Model Summary Sheet</w:t>
-      </w:r>
-    </w:p>
-    <w:p>
-      <w:pPr>
-        <w:spacing w:before="100" w:beforeAutospacing="1" w:after="100" w:afterAutospacing="1" w:line="240" w:lineRule="auto"/>
-        <w:rPr>
-          <w:rFonts w:ascii="Times New Roman" w:eastAsia="Times New Roman" w:hAnsi="Times New Roman" w:cs="Times New Roman"/>
-          <w:kern w:val="0"/>
-          <w:sz w:val="24"/>
-          <w:szCs w:val="24"/>
-          <w:lang w:val="en-GB" w:eastAsia="en-GB" w:bidi="ar-SA"/>
-          <w14:ligatures w14:val="none"/>
-        </w:rPr>
-      </w:pPr>
-      <w:r>
-        <w:rPr>
-          <w:rFonts w:ascii="Times New Roman" w:eastAsia="Times New Roman" w:hAnsi="Times New Roman" w:cs="Times New Roman"/>
-          <w:b/>
-          <w:bCs/>
-          <w:kern w:val="0"/>
-          <w:sz w:val="24"/>
-          <w:szCs w:val="24"/>
-          <w:lang w:val="en-GB" w:eastAsia="en-GB" w:bidi="ar-SA"/>
-          <w14:ligatures w14:val="none"/>
-        </w:rPr>
-        <w:t>Control:</w:t>
-      </w:r>
-    </w:p>
-    <w:p>
-      <w:pPr>
-        <w:numPr>
-          <w:ilvl w:val="0"/>
-          <w:numId w:val="22"/>
-        </w:numPr>
-        <w:spacing w:before="100" w:beforeAutospacing="1" w:after="100" w:afterAutospacing="1" w:line="240" w:lineRule="auto"/>
-        <w:rPr>
-          <w:rFonts w:ascii="Times New Roman" w:eastAsia="Times New Roman" w:hAnsi="Times New Roman" w:cs="Times New Roman"/>
-          <w:kern w:val="0"/>
-          <w:sz w:val="24"/>
-          <w:szCs w:val="24"/>
-          <w:lang w:val="en-GB" w:eastAsia="en-GB" w:bidi="ar-SA"/>
-          <w14:ligatures w14:val="none"/>
-        </w:rPr>
-      </w:pPr>
-      <w:r>
-        <w:rPr>
-          <w:rFonts w:ascii="Times New Roman" w:eastAsia="Times New Roman" w:hAnsi="Times New Roman" w:cs="Times New Roman"/>
-          <w:kern w:val="0"/>
-          <w:sz w:val="24"/>
-          <w:szCs w:val="24"/>
-          <w:lang w:val="en-GB" w:eastAsia="en-GB" w:bidi="ar-SA"/>
-          <w14:ligatures w14:val="none"/>
-        </w:rPr>
-        <w:t>Model audit trail</w:t>
-      </w:r>
-    </w:p>
-    <w:p>
-      <w:pPr>
-        <w:numPr>
-          <w:ilvl w:val="0"/>
-          <w:numId w:val="22"/>
-        </w:numPr>
-        <w:spacing w:before="100" w:beforeAutospacing="1" w:after="100" w:afterAutospacing="1" w:line="240" w:lineRule="auto"/>
-        <w:rPr>
-          <w:rFonts w:ascii="Times New Roman" w:eastAsia="Times New Roman" w:hAnsi="Times New Roman" w:cs="Times New Roman"/>
-          <w:kern w:val="0"/>
-          <w:sz w:val="24"/>
-          <w:szCs w:val="24"/>
-          <w:lang w:val="en-GB" w:eastAsia="en-GB" w:bidi="ar-SA"/>
-          <w14:ligatures w14:val="none"/>
-        </w:rPr>
-      </w:pPr>
-      <w:r>
-        <w:rPr>
-          <w:rFonts w:ascii="Times New Roman" w:eastAsia="Times New Roman" w:hAnsi="Times New Roman" w:cs="Times New Roman"/>
-          <w:kern w:val="0"/>
-          <w:sz w:val="24"/>
-          <w:szCs w:val="24"/>
-          <w:lang w:val="en-GB" w:eastAsia="en-GB" w:bidi="ar-SA"/>
-          <w14:ligatures w14:val="none"/>
-        </w:rPr>
-        <w:t>Peer review sign-off</w:t>
+        <w:t>Signed resolution</w:t>
       </w:r>
     </w:p>
     <w:p>
@@ -3746,8 +4136,8 @@
           <w:lang w:val="en-GB" w:eastAsia="en-GB" w:bidi="ar-SA"/>
           <w14:ligatures w14:val="none"/>
         </w:rPr>
-        <w:pict w14:anchorId="2BDE215F">
-          <v:rect id="_x0000_i1032" style="width:0;height:1.5pt" o:hralign="center" o:hrstd="t" o:hr="t" fillcolor="#a0a0a0" stroked="f"/>
+        <w:pict w14:anchorId="03B2F323">
+          <v:rect id="_x0000_i1033" style="width:0;height:1.5pt" o:hralign="center" o:hrstd="t" o:hr="t" fillcolor="#a0a0a0" stroked="f"/>
         </w:pict>
       </w:r>
     </w:p>
@@ -3777,7 +4167,7 @@
           <w:lang w:val="en-GB" w:eastAsia="en-GB" w:bidi="ar-SA"/>
           <w14:ligatures w14:val="none"/>
         </w:rPr>
-        <w:t>02.6 Investment Committee &amp; Approval</w:t>
+        <w:t>02.7 Transaction Structuring &amp; Execution</w:t>
       </w:r>
     </w:p>
     <w:p>
@@ -3806,14 +4196,14 @@
           <w:lang w:val="en-GB" w:eastAsia="en-GB" w:bidi="ar-SA"/>
           <w14:ligatures w14:val="none"/>
         </w:rPr>
-        <w:t>02.6.1 IC Governance Policy</w:t>
+        <w:t>02.7.1 Structuring Policy</w:t>
       </w:r>
     </w:p>
     <w:p>
       <w:pPr>
         <w:numPr>
           <w:ilvl w:val="0"/>
-          <w:numId w:val="23"/>
+          <w:numId w:val="27"/>
         </w:numPr>
         <w:spacing w:before="100" w:beforeAutospacing="1" w:after="100" w:afterAutospacing="1" w:line="240" w:lineRule="auto"/>
         <w:rPr>
@@ -3834,14 +4224,14 @@
           <w:lang w:val="en-GB" w:eastAsia="en-GB" w:bidi="ar-SA"/>
           <w14:ligatures w14:val="none"/>
         </w:rPr>
-        <w:t>Quorum rules</w:t>
+        <w:t>Equity vs Debt</w:t>
       </w:r>
     </w:p>
     <w:p>
       <w:pPr>
         <w:numPr>
           <w:ilvl w:val="0"/>
-          <w:numId w:val="23"/>
+          <w:numId w:val="27"/>
         </w:numPr>
         <w:spacing w:before="100" w:beforeAutospacing="1" w:after="100" w:afterAutospacing="1" w:line="240" w:lineRule="auto"/>
         <w:rPr>
@@ -3862,14 +4252,14 @@
           <w:lang w:val="en-GB" w:eastAsia="en-GB" w:bidi="ar-SA"/>
           <w14:ligatures w14:val="none"/>
         </w:rPr>
-        <w:t>Voting thresholds</w:t>
+        <w:t>Preferred shares</w:t>
       </w:r>
     </w:p>
     <w:p>
       <w:pPr>
         <w:numPr>
           <w:ilvl w:val="0"/>
-          <w:numId w:val="23"/>
+          <w:numId w:val="27"/>
         </w:numPr>
         <w:spacing w:before="100" w:beforeAutospacing="1" w:after="100" w:afterAutospacing="1" w:line="240" w:lineRule="auto"/>
         <w:rPr>
@@ -3890,7 +4280,35 @@
           <w:lang w:val="en-GB" w:eastAsia="en-GB" w:bidi="ar-SA"/>
           <w14:ligatures w14:val="none"/>
         </w:rPr>
-        <w:t>Escalation rules</w:t>
+        <w:t>Covenants</w:t>
+      </w:r>
+    </w:p>
+    <w:p>
+      <w:pPr>
+        <w:numPr>
+          <w:ilvl w:val="0"/>
+          <w:numId w:val="27"/>
+        </w:numPr>
+        <w:spacing w:before="100" w:beforeAutospacing="1" w:after="100" w:afterAutospacing="1" w:line="240" w:lineRule="auto"/>
+        <w:rPr>
+          <w:rFonts w:ascii="Times New Roman" w:eastAsia="Times New Roman" w:hAnsi="Times New Roman" w:cs="Times New Roman"/>
+          <w:kern w:val="0"/>
+          <w:sz w:val="24"/>
+          <w:szCs w:val="24"/>
+          <w:lang w:val="en-GB" w:eastAsia="en-GB" w:bidi="ar-SA"/>
+          <w14:ligatures w14:val="none"/>
+        </w:rPr>
+      </w:pPr>
+      <w:r>
+        <w:rPr>
+          <w:rFonts w:ascii="Times New Roman" w:eastAsia="Times New Roman" w:hAnsi="Times New Roman" w:cs="Times New Roman"/>
+          <w:kern w:val="0"/>
+          <w:sz w:val="24"/>
+          <w:szCs w:val="24"/>
+          <w:lang w:val="en-GB" w:eastAsia="en-GB" w:bidi="ar-SA"/>
+          <w14:ligatures w14:val="none"/>
+        </w:rPr>
+        <w:t>Security structure</w:t>
       </w:r>
     </w:p>
     <w:p>
@@ -3919,14 +4337,14 @@
           <w:lang w:val="en-GB" w:eastAsia="en-GB" w:bidi="ar-SA"/>
           <w14:ligatures w14:val="none"/>
         </w:rPr>
-        <w:t>02.6.1.1 IC Submission Procedure</w:t>
+        <w:t>02.7.1.1 SPA / SHA Execution Procedure</w:t>
       </w:r>
     </w:p>
     <w:p>
       <w:pPr>
         <w:numPr>
           <w:ilvl w:val="0"/>
-          <w:numId w:val="24"/>
+          <w:numId w:val="28"/>
         </w:numPr>
         <w:spacing w:before="100" w:beforeAutospacing="1" w:after="100" w:afterAutospacing="1" w:line="240" w:lineRule="auto"/>
         <w:rPr>
@@ -3947,14 +4365,14 @@
           <w:lang w:val="en-GB" w:eastAsia="en-GB" w:bidi="ar-SA"/>
           <w14:ligatures w14:val="none"/>
         </w:rPr>
-        <w:t>Investment memo template</w:t>
+        <w:t>Legal drafting</w:t>
       </w:r>
     </w:p>
     <w:p>
       <w:pPr>
         <w:numPr>
           <w:ilvl w:val="0"/>
-          <w:numId w:val="24"/>
+          <w:numId w:val="28"/>
         </w:numPr>
         <w:spacing w:before="100" w:beforeAutospacing="1" w:after="100" w:afterAutospacing="1" w:line="240" w:lineRule="auto"/>
         <w:rPr>
@@ -3975,14 +4393,14 @@
           <w:lang w:val="en-GB" w:eastAsia="en-GB" w:bidi="ar-SA"/>
           <w14:ligatures w14:val="none"/>
         </w:rPr>
-        <w:t>Risk summary</w:t>
+        <w:t>Final valuation confirmation</w:t>
       </w:r>
     </w:p>
     <w:p>
       <w:pPr>
         <w:numPr>
           <w:ilvl w:val="0"/>
-          <w:numId w:val="24"/>
+          <w:numId w:val="28"/>
         </w:numPr>
         <w:spacing w:before="100" w:beforeAutospacing="1" w:after="100" w:afterAutospacing="1" w:line="240" w:lineRule="auto"/>
         <w:rPr>
@@ -4003,14 +4421,77 @@
           <w:lang w:val="en-GB" w:eastAsia="en-GB" w:bidi="ar-SA"/>
           <w14:ligatures w14:val="none"/>
         </w:rPr>
-        <w:t>ESG statement</w:t>
+        <w:t>Closing checklist</w:t>
+      </w:r>
+    </w:p>
+    <w:p>
+      <w:pPr>
+        <w:spacing w:before="100" w:beforeAutospacing="1" w:after="100" w:afterAutospacing="1" w:line="240" w:lineRule="auto"/>
+        <w:rPr>
+          <w:rFonts w:ascii="Times New Roman" w:eastAsia="Times New Roman" w:hAnsi="Times New Roman" w:cs="Times New Roman"/>
+          <w:kern w:val="0"/>
+          <w:sz w:val="24"/>
+          <w:szCs w:val="24"/>
+          <w:lang w:val="en-GB" w:eastAsia="en-GB" w:bidi="ar-SA"/>
+          <w14:ligatures w14:val="none"/>
+        </w:rPr>
+      </w:pPr>
+      <w:r>
+        <w:rPr>
+          <w:rFonts w:ascii="Times New Roman" w:eastAsia="Times New Roman" w:hAnsi="Times New Roman" w:cs="Times New Roman"/>
+          <w:b/>
+          <w:bCs/>
+          <w:kern w:val="0"/>
+          <w:sz w:val="24"/>
+          <w:szCs w:val="24"/>
+          <w:lang w:val="en-GB" w:eastAsia="en-GB" w:bidi="ar-SA"/>
+          <w14:ligatures w14:val="none"/>
+        </w:rPr>
+        <w:t>Form:</w:t>
+      </w:r>
+      <w:r>
+        <w:rPr>
+          <w:rFonts w:ascii="Times New Roman" w:eastAsia="Times New Roman" w:hAnsi="Times New Roman" w:cs="Times New Roman"/>
+          <w:kern w:val="0"/>
+          <w:sz w:val="24"/>
+          <w:szCs w:val="24"/>
+          <w:lang w:val="en-GB" w:eastAsia="en-GB" w:bidi="ar-SA"/>
+          <w14:ligatures w14:val="none"/>
+        </w:rPr>
+        <w:t xml:space="preserve"> F-02.7.1-A Closing Checklist</w:t>
+      </w:r>
+    </w:p>
+    <w:p>
+      <w:pPr>
+        <w:spacing w:before="100" w:beforeAutospacing="1" w:after="100" w:afterAutospacing="1" w:line="240" w:lineRule="auto"/>
+        <w:rPr>
+          <w:rFonts w:ascii="Times New Roman" w:eastAsia="Times New Roman" w:hAnsi="Times New Roman" w:cs="Times New Roman"/>
+          <w:kern w:val="0"/>
+          <w:sz w:val="24"/>
+          <w:szCs w:val="24"/>
+          <w:lang w:val="en-GB" w:eastAsia="en-GB" w:bidi="ar-SA"/>
+          <w14:ligatures w14:val="none"/>
+        </w:rPr>
+      </w:pPr>
+      <w:r>
+        <w:rPr>
+          <w:rFonts w:ascii="Times New Roman" w:eastAsia="Times New Roman" w:hAnsi="Times New Roman" w:cs="Times New Roman"/>
+          <w:b/>
+          <w:bCs/>
+          <w:kern w:val="0"/>
+          <w:sz w:val="24"/>
+          <w:szCs w:val="24"/>
+          <w:lang w:val="en-GB" w:eastAsia="en-GB" w:bidi="ar-SA"/>
+          <w14:ligatures w14:val="none"/>
+        </w:rPr>
+        <w:t>Controls:</w:t>
       </w:r>
     </w:p>
     <w:p>
       <w:pPr>
         <w:numPr>
           <w:ilvl w:val="0"/>
-          <w:numId w:val="24"/>
+          <w:numId w:val="29"/>
         </w:numPr>
         <w:spacing w:before="100" w:beforeAutospacing="1" w:after="100" w:afterAutospacing="1" w:line="240" w:lineRule="auto"/>
         <w:rPr>
@@ -4031,40 +4512,14 @@
           <w:lang w:val="en-GB" w:eastAsia="en-GB" w:bidi="ar-SA"/>
           <w14:ligatures w14:val="none"/>
         </w:rPr>
-        <w:t>Financial summary</w:t>
-      </w:r>
-    </w:p>
-    <w:p>
-      <w:pPr>
-        <w:spacing w:before="100" w:beforeAutospacing="1" w:after="100" w:afterAutospacing="1" w:line="240" w:lineRule="auto"/>
-        <w:rPr>
-          <w:rFonts w:ascii="Times New Roman" w:eastAsia="Times New Roman" w:hAnsi="Times New Roman" w:cs="Times New Roman"/>
-          <w:kern w:val="0"/>
-          <w:sz w:val="24"/>
-          <w:szCs w:val="24"/>
-          <w:lang w:val="en-GB" w:eastAsia="en-GB" w:bidi="ar-SA"/>
-          <w14:ligatures w14:val="none"/>
-        </w:rPr>
-      </w:pPr>
-      <w:r>
-        <w:rPr>
-          <w:rFonts w:ascii="Times New Roman" w:eastAsia="Times New Roman" w:hAnsi="Times New Roman" w:cs="Times New Roman"/>
-          <w:b/>
-          <w:bCs/>
-          <w:kern w:val="0"/>
-          <w:sz w:val="24"/>
-          <w:szCs w:val="24"/>
-          <w:lang w:val="en-GB" w:eastAsia="en-GB" w:bidi="ar-SA"/>
-          <w14:ligatures w14:val="none"/>
-        </w:rPr>
-        <w:t>Form:</w:t>
+        <w:t>Dual signature authority</w:t>
       </w:r>
     </w:p>
     <w:p>
       <w:pPr>
         <w:numPr>
           <w:ilvl w:val="0"/>
-          <w:numId w:val="25"/>
+          <w:numId w:val="29"/>
         </w:numPr>
         <w:spacing w:before="100" w:beforeAutospacing="1" w:after="100" w:afterAutospacing="1" w:line="240" w:lineRule="auto"/>
         <w:rPr>
@@ -4085,117 +4540,7 @@
           <w:lang w:val="en-GB" w:eastAsia="en-GB" w:bidi="ar-SA"/>
           <w14:ligatures w14:val="none"/>
         </w:rPr>
-        <w:t>F-02.6.1-A Investment Memo</w:t>
-      </w:r>
-    </w:p>
-    <w:p>
-      <w:pPr>
-        <w:numPr>
-          <w:ilvl w:val="0"/>
-          <w:numId w:val="25"/>
-        </w:numPr>
-        <w:spacing w:before="100" w:beforeAutospacing="1" w:after="100" w:afterAutospacing="1" w:line="240" w:lineRule="auto"/>
-        <w:rPr>
-          <w:rFonts w:ascii="Times New Roman" w:eastAsia="Times New Roman" w:hAnsi="Times New Roman" w:cs="Times New Roman"/>
-          <w:kern w:val="0"/>
-          <w:sz w:val="24"/>
-          <w:szCs w:val="24"/>
-          <w:lang w:val="en-GB" w:eastAsia="en-GB" w:bidi="ar-SA"/>
-          <w14:ligatures w14:val="none"/>
-        </w:rPr>
-      </w:pPr>
-      <w:r>
-        <w:rPr>
-          <w:rFonts w:ascii="Times New Roman" w:eastAsia="Times New Roman" w:hAnsi="Times New Roman" w:cs="Times New Roman"/>
-          <w:kern w:val="0"/>
-          <w:sz w:val="24"/>
-          <w:szCs w:val="24"/>
-          <w:lang w:val="en-GB" w:eastAsia="en-GB" w:bidi="ar-SA"/>
-          <w14:ligatures w14:val="none"/>
-        </w:rPr>
-        <w:t>F-02.6.1-B IC Decision Log</w:t>
-      </w:r>
-    </w:p>
-    <w:p>
-      <w:pPr>
-        <w:spacing w:before="100" w:beforeAutospacing="1" w:after="100" w:afterAutospacing="1" w:line="240" w:lineRule="auto"/>
-        <w:rPr>
-          <w:rFonts w:ascii="Times New Roman" w:eastAsia="Times New Roman" w:hAnsi="Times New Roman" w:cs="Times New Roman"/>
-          <w:kern w:val="0"/>
-          <w:sz w:val="24"/>
-          <w:szCs w:val="24"/>
-          <w:lang w:val="en-GB" w:eastAsia="en-GB" w:bidi="ar-SA"/>
-          <w14:ligatures w14:val="none"/>
-        </w:rPr>
-      </w:pPr>
-      <w:r>
-        <w:rPr>
-          <w:rFonts w:ascii="Times New Roman" w:eastAsia="Times New Roman" w:hAnsi="Times New Roman" w:cs="Times New Roman"/>
-          <w:b/>
-          <w:bCs/>
-          <w:kern w:val="0"/>
-          <w:sz w:val="24"/>
-          <w:szCs w:val="24"/>
-          <w:lang w:val="en-GB" w:eastAsia="en-GB" w:bidi="ar-SA"/>
-          <w14:ligatures w14:val="none"/>
-        </w:rPr>
-        <w:t>Control:</w:t>
-      </w:r>
-    </w:p>
-    <w:p>
-      <w:pPr>
-        <w:numPr>
-          <w:ilvl w:val="0"/>
-          <w:numId w:val="26"/>
-        </w:numPr>
-        <w:spacing w:before="100" w:beforeAutospacing="1" w:after="100" w:afterAutospacing="1" w:line="240" w:lineRule="auto"/>
-        <w:rPr>
-          <w:rFonts w:ascii="Times New Roman" w:eastAsia="Times New Roman" w:hAnsi="Times New Roman" w:cs="Times New Roman"/>
-          <w:kern w:val="0"/>
-          <w:sz w:val="24"/>
-          <w:szCs w:val="24"/>
-          <w:lang w:val="en-GB" w:eastAsia="en-GB" w:bidi="ar-SA"/>
-          <w14:ligatures w14:val="none"/>
-        </w:rPr>
-      </w:pPr>
-      <w:r>
-        <w:rPr>
-          <w:rFonts w:ascii="Times New Roman" w:eastAsia="Times New Roman" w:hAnsi="Times New Roman" w:cs="Times New Roman"/>
-          <w:kern w:val="0"/>
-          <w:sz w:val="24"/>
-          <w:szCs w:val="24"/>
-          <w:lang w:val="en-GB" w:eastAsia="en-GB" w:bidi="ar-SA"/>
-          <w14:ligatures w14:val="none"/>
-        </w:rPr>
-        <w:t>Formal minutes</w:t>
-      </w:r>
-    </w:p>
-    <w:p>
-      <w:pPr>
-        <w:numPr>
-          <w:ilvl w:val="0"/>
-          <w:numId w:val="26"/>
-        </w:numPr>
-        <w:spacing w:before="100" w:beforeAutospacing="1" w:after="100" w:afterAutospacing="1" w:line="240" w:lineRule="auto"/>
-        <w:rPr>
-          <w:rFonts w:ascii="Times New Roman" w:eastAsia="Times New Roman" w:hAnsi="Times New Roman" w:cs="Times New Roman"/>
-          <w:kern w:val="0"/>
-          <w:sz w:val="24"/>
-          <w:szCs w:val="24"/>
-          <w:lang w:val="en-GB" w:eastAsia="en-GB" w:bidi="ar-SA"/>
-          <w14:ligatures w14:val="none"/>
-        </w:rPr>
-      </w:pPr>
-      <w:r>
-        <w:rPr>
-          <w:rFonts w:ascii="Times New Roman" w:eastAsia="Times New Roman" w:hAnsi="Times New Roman" w:cs="Times New Roman"/>
-          <w:kern w:val="0"/>
-          <w:sz w:val="24"/>
-          <w:szCs w:val="24"/>
-          <w:lang w:val="en-GB" w:eastAsia="en-GB" w:bidi="ar-SA"/>
-          <w14:ligatures w14:val="none"/>
-        </w:rPr>
-        <w:t>Signed resolution</w:t>
+        <w:t>Funds release authorization protocol</w:t>
       </w:r>
     </w:p>
     <w:p>
@@ -4219,8 +4564,8 @@
           <w:lang w:val="en-GB" w:eastAsia="en-GB" w:bidi="ar-SA"/>
           <w14:ligatures w14:val="none"/>
         </w:rPr>
-        <w:pict w14:anchorId="03B2F323">
-          <v:rect id="_x0000_i1033" style="width:0;height:1.5pt" o:hralign="center" o:hrstd="t" o:hr="t" fillcolor="#a0a0a0" stroked="f"/>
+        <w:pict w14:anchorId="03262CFB">
+          <v:rect id="_x0000_i1034" style="width:0;height:1.5pt" o:hralign="center" o:hrstd="t" o:hr="t" fillcolor="#a0a0a0" stroked="f"/>
         </w:pict>
       </w:r>
     </w:p>
@@ -4250,7 +4595,7 @@
           <w:lang w:val="en-GB" w:eastAsia="en-GB" w:bidi="ar-SA"/>
           <w14:ligatures w14:val="none"/>
         </w:rPr>
-        <w:t>02.7 Transaction Structuring &amp; Execution</w:t>
+        <w:t>02.8 Portfolio Monitoring &amp; Value Creation</w:t>
       </w:r>
     </w:p>
     <w:p>
@@ -4279,14 +4624,38 @@
           <w:lang w:val="en-GB" w:eastAsia="en-GB" w:bidi="ar-SA"/>
           <w14:ligatures w14:val="none"/>
         </w:rPr>
-        <w:t>02.7.1 Structuring Policy</w:t>
+        <w:t>02.8.1 Monitoring Policy</w:t>
+      </w:r>
+    </w:p>
+    <w:p>
+      <w:pPr>
+        <w:spacing w:before="100" w:beforeAutospacing="1" w:after="100" w:afterAutospacing="1" w:line="240" w:lineRule="auto"/>
+        <w:rPr>
+          <w:rFonts w:ascii="Times New Roman" w:eastAsia="Times New Roman" w:hAnsi="Times New Roman" w:cs="Times New Roman"/>
+          <w:kern w:val="0"/>
+          <w:sz w:val="24"/>
+          <w:szCs w:val="24"/>
+          <w:lang w:val="en-GB" w:eastAsia="en-GB" w:bidi="ar-SA"/>
+          <w14:ligatures w14:val="none"/>
+        </w:rPr>
+      </w:pPr>
+      <w:r>
+        <w:rPr>
+          <w:rFonts w:ascii="Times New Roman" w:eastAsia="Times New Roman" w:hAnsi="Times New Roman" w:cs="Times New Roman"/>
+          <w:kern w:val="0"/>
+          <w:sz w:val="24"/>
+          <w:szCs w:val="24"/>
+          <w:lang w:val="en-GB" w:eastAsia="en-GB" w:bidi="ar-SA"/>
+          <w14:ligatures w14:val="none"/>
+        </w:rPr>
+        <w:t>KPIs:</w:t>
       </w:r>
     </w:p>
     <w:p>
       <w:pPr>
         <w:numPr>
           <w:ilvl w:val="0"/>
-          <w:numId w:val="27"/>
+          <w:numId w:val="30"/>
         </w:numPr>
         <w:spacing w:before="100" w:beforeAutospacing="1" w:after="100" w:afterAutospacing="1" w:line="240" w:lineRule="auto"/>
         <w:rPr>
@@ -4307,14 +4676,14 @@
           <w:lang w:val="en-GB" w:eastAsia="en-GB" w:bidi="ar-SA"/>
           <w14:ligatures w14:val="none"/>
         </w:rPr>
-        <w:t>Equity vs Debt</w:t>
+        <w:t>Financial</w:t>
       </w:r>
     </w:p>
     <w:p>
       <w:pPr>
         <w:numPr>
           <w:ilvl w:val="0"/>
-          <w:numId w:val="27"/>
+          <w:numId w:val="30"/>
         </w:numPr>
         <w:spacing w:before="100" w:beforeAutospacing="1" w:after="100" w:afterAutospacing="1" w:line="240" w:lineRule="auto"/>
         <w:rPr>
@@ -4335,15 +4704,14 @@
           <w:lang w:val="en-GB" w:eastAsia="en-GB" w:bidi="ar-SA"/>
           <w14:ligatures w14:val="none"/>
         </w:rPr>
-        <w:lastRenderedPageBreak/>
-        <w:t>Preferred shares</w:t>
+        <w:t>Operational</w:t>
       </w:r>
     </w:p>
     <w:p>
       <w:pPr>
         <w:numPr>
           <w:ilvl w:val="0"/>
-          <w:numId w:val="27"/>
+          <w:numId w:val="30"/>
         </w:numPr>
         <w:spacing w:before="100" w:beforeAutospacing="1" w:after="100" w:afterAutospacing="1" w:line="240" w:lineRule="auto"/>
         <w:rPr>
@@ -4364,14 +4732,14 @@
           <w:lang w:val="en-GB" w:eastAsia="en-GB" w:bidi="ar-SA"/>
           <w14:ligatures w14:val="none"/>
         </w:rPr>
-        <w:t>Covenants</w:t>
+        <w:t>ESG</w:t>
       </w:r>
     </w:p>
     <w:p>
       <w:pPr>
         <w:numPr>
           <w:ilvl w:val="0"/>
-          <w:numId w:val="27"/>
+          <w:numId w:val="30"/>
         </w:numPr>
         <w:spacing w:before="100" w:beforeAutospacing="1" w:after="100" w:afterAutospacing="1" w:line="240" w:lineRule="auto"/>
         <w:rPr>
@@ -4392,7 +4760,7 @@
           <w:lang w:val="en-GB" w:eastAsia="en-GB" w:bidi="ar-SA"/>
           <w14:ligatures w14:val="none"/>
         </w:rPr>
-        <w:t>Security structure</w:t>
+        <w:t>Risk indicators</w:t>
       </w:r>
     </w:p>
     <w:p>
@@ -4421,14 +4789,14 @@
           <w:lang w:val="en-GB" w:eastAsia="en-GB" w:bidi="ar-SA"/>
           <w14:ligatures w14:val="none"/>
         </w:rPr>
-        <w:t>02.7.1.1 SPA / SHA Execution Procedure</w:t>
+        <w:t>02.8.1.1 Quarterly Review Procedure</w:t>
       </w:r>
     </w:p>
     <w:p>
       <w:pPr>
         <w:numPr>
           <w:ilvl w:val="0"/>
-          <w:numId w:val="28"/>
+          <w:numId w:val="31"/>
         </w:numPr>
         <w:spacing w:before="100" w:beforeAutospacing="1" w:after="100" w:afterAutospacing="1" w:line="240" w:lineRule="auto"/>
         <w:rPr>
@@ -4449,14 +4817,14 @@
           <w:lang w:val="en-GB" w:eastAsia="en-GB" w:bidi="ar-SA"/>
           <w14:ligatures w14:val="none"/>
         </w:rPr>
-        <w:t>Legal drafting</w:t>
+        <w:t>Variance analysis</w:t>
       </w:r>
     </w:p>
     <w:p>
       <w:pPr>
         <w:numPr>
           <w:ilvl w:val="0"/>
-          <w:numId w:val="28"/>
+          <w:numId w:val="31"/>
         </w:numPr>
         <w:spacing w:before="100" w:beforeAutospacing="1" w:after="100" w:afterAutospacing="1" w:line="240" w:lineRule="auto"/>
         <w:rPr>
@@ -4477,14 +4845,14 @@
           <w:lang w:val="en-GB" w:eastAsia="en-GB" w:bidi="ar-SA"/>
           <w14:ligatures w14:val="none"/>
         </w:rPr>
-        <w:t>Final valuation confirmation</w:t>
+        <w:t>Cash flow monitoring</w:t>
       </w:r>
     </w:p>
     <w:p>
       <w:pPr>
         <w:numPr>
           <w:ilvl w:val="0"/>
-          <w:numId w:val="28"/>
+          <w:numId w:val="31"/>
         </w:numPr>
         <w:spacing w:before="100" w:beforeAutospacing="1" w:after="100" w:afterAutospacing="1" w:line="240" w:lineRule="auto"/>
         <w:rPr>
@@ -4505,7 +4873,7 @@
           <w:lang w:val="en-GB" w:eastAsia="en-GB" w:bidi="ar-SA"/>
           <w14:ligatures w14:val="none"/>
         </w:rPr>
-        <w:t>Closing checklist</w:t>
+        <w:t>Covenant compliance</w:t>
       </w:r>
     </w:p>
     <w:p>
@@ -4531,18 +4899,63 @@
           <w:lang w:val="en-GB" w:eastAsia="en-GB" w:bidi="ar-SA"/>
           <w14:ligatures w14:val="none"/>
         </w:rPr>
-        <w:t>Form:</w:t>
-      </w:r>
-      <w:r>
-        <w:rPr>
-          <w:rFonts w:ascii="Times New Roman" w:eastAsia="Times New Roman" w:hAnsi="Times New Roman" w:cs="Times New Roman"/>
-          <w:kern w:val="0"/>
-          <w:sz w:val="24"/>
-          <w:szCs w:val="24"/>
-          <w:lang w:val="en-GB" w:eastAsia="en-GB" w:bidi="ar-SA"/>
-          <w14:ligatures w14:val="none"/>
-        </w:rPr>
-        <w:t xml:space="preserve"> F-02.7.1-A Closing Checklist</w:t>
+        <w:t>Forms:</w:t>
+      </w:r>
+    </w:p>
+    <w:p>
+      <w:pPr>
+        <w:numPr>
+          <w:ilvl w:val="0"/>
+          <w:numId w:val="32"/>
+        </w:numPr>
+        <w:spacing w:before="100" w:beforeAutospacing="1" w:after="100" w:afterAutospacing="1" w:line="240" w:lineRule="auto"/>
+        <w:rPr>
+          <w:rFonts w:ascii="Times New Roman" w:eastAsia="Times New Roman" w:hAnsi="Times New Roman" w:cs="Times New Roman"/>
+          <w:kern w:val="0"/>
+          <w:sz w:val="24"/>
+          <w:szCs w:val="24"/>
+          <w:lang w:val="en-GB" w:eastAsia="en-GB" w:bidi="ar-SA"/>
+          <w14:ligatures w14:val="none"/>
+        </w:rPr>
+      </w:pPr>
+      <w:r>
+        <w:rPr>
+          <w:rFonts w:ascii="Times New Roman" w:eastAsia="Times New Roman" w:hAnsi="Times New Roman" w:cs="Times New Roman"/>
+          <w:kern w:val="0"/>
+          <w:sz w:val="24"/>
+          <w:szCs w:val="24"/>
+          <w:lang w:val="en-GB" w:eastAsia="en-GB" w:bidi="ar-SA"/>
+          <w14:ligatures w14:val="none"/>
+        </w:rPr>
+        <w:t>F-02.8.1-A Portfolio KPI Dashboard</w:t>
+      </w:r>
+    </w:p>
+    <w:p>
+      <w:pPr>
+        <w:numPr>
+          <w:ilvl w:val="0"/>
+          <w:numId w:val="32"/>
+        </w:numPr>
+        <w:spacing w:before="100" w:beforeAutospacing="1" w:after="100" w:afterAutospacing="1" w:line="240" w:lineRule="auto"/>
+        <w:rPr>
+          <w:rFonts w:ascii="Times New Roman" w:eastAsia="Times New Roman" w:hAnsi="Times New Roman" w:cs="Times New Roman"/>
+          <w:kern w:val="0"/>
+          <w:sz w:val="24"/>
+          <w:szCs w:val="24"/>
+          <w:lang w:val="en-GB" w:eastAsia="en-GB" w:bidi="ar-SA"/>
+          <w14:ligatures w14:val="none"/>
+        </w:rPr>
+      </w:pPr>
+      <w:r>
+        <w:rPr>
+          <w:rFonts w:ascii="Times New Roman" w:eastAsia="Times New Roman" w:hAnsi="Times New Roman" w:cs="Times New Roman"/>
+          <w:kern w:val="0"/>
+          <w:sz w:val="24"/>
+          <w:szCs w:val="24"/>
+          <w:lang w:val="en-GB" w:eastAsia="en-GB" w:bidi="ar-SA"/>
+          <w14:ligatures w14:val="none"/>
+        </w:rPr>
+        <w:t>F-02.8.1-B Risk Monitoring Log</w:t>
       </w:r>
     </w:p>
     <w:p>
@@ -4568,14 +4981,14 @@
           <w:lang w:val="en-GB" w:eastAsia="en-GB" w:bidi="ar-SA"/>
           <w14:ligatures w14:val="none"/>
         </w:rPr>
-        <w:t>Controls:</w:t>
+        <w:t>Control:</w:t>
       </w:r>
     </w:p>
     <w:p>
       <w:pPr>
         <w:numPr>
           <w:ilvl w:val="0"/>
-          <w:numId w:val="29"/>
+          <w:numId w:val="33"/>
         </w:numPr>
         <w:spacing w:before="100" w:beforeAutospacing="1" w:after="100" w:afterAutospacing="1" w:line="240" w:lineRule="auto"/>
         <w:rPr>
@@ -4596,14 +5009,14 @@
           <w:lang w:val="en-GB" w:eastAsia="en-GB" w:bidi="ar-SA"/>
           <w14:ligatures w14:val="none"/>
         </w:rPr>
-        <w:t>Dual signature authority</w:t>
+        <w:t>Early warning trigger system</w:t>
       </w:r>
     </w:p>
     <w:p>
       <w:pPr>
         <w:numPr>
           <w:ilvl w:val="0"/>
-          <w:numId w:val="29"/>
+          <w:numId w:val="33"/>
         </w:numPr>
         <w:spacing w:before="100" w:beforeAutospacing="1" w:after="100" w:afterAutospacing="1" w:line="240" w:lineRule="auto"/>
         <w:rPr>
@@ -4624,7 +5037,7 @@
           <w:lang w:val="en-GB" w:eastAsia="en-GB" w:bidi="ar-SA"/>
           <w14:ligatures w14:val="none"/>
         </w:rPr>
-        <w:t>Funds release authorization protocol</w:t>
+        <w:t>Portfolio rating update</w:t>
       </w:r>
     </w:p>
     <w:p>
@@ -4648,8 +5061,8 @@
           <w:lang w:val="en-GB" w:eastAsia="en-GB" w:bidi="ar-SA"/>
           <w14:ligatures w14:val="none"/>
         </w:rPr>
-        <w:pict w14:anchorId="03262CFB">
-          <v:rect id="_x0000_i1034" style="width:0;height:1.5pt" o:hralign="center" o:hrstd="t" o:hr="t" fillcolor="#a0a0a0" stroked="f"/>
+        <w:pict w14:anchorId="6A98538D">
+          <v:rect id="_x0000_i1035" style="width:0;height:1.5pt" o:hralign="center" o:hrstd="t" o:hr="t" fillcolor="#a0a0a0" stroked="f"/>
         </w:pict>
       </w:r>
     </w:p>
@@ -4679,7 +5092,7 @@
           <w:lang w:val="en-GB" w:eastAsia="en-GB" w:bidi="ar-SA"/>
           <w14:ligatures w14:val="none"/>
         </w:rPr>
-        <w:t>02.8 Portfolio Monitoring &amp; Value Creation</w:t>
+        <w:t>02.9 Exit Strategy &amp; Divestment</w:t>
       </w:r>
     </w:p>
     <w:p>
@@ -4708,38 +5121,38 @@
           <w:lang w:val="en-GB" w:eastAsia="en-GB" w:bidi="ar-SA"/>
           <w14:ligatures w14:val="none"/>
         </w:rPr>
-        <w:t>02.8.1 Monitoring Policy</w:t>
-      </w:r>
-    </w:p>
-    <w:p>
-      <w:pPr>
-        <w:spacing w:before="100" w:beforeAutospacing="1" w:after="100" w:afterAutospacing="1" w:line="240" w:lineRule="auto"/>
-        <w:rPr>
-          <w:rFonts w:ascii="Times New Roman" w:eastAsia="Times New Roman" w:hAnsi="Times New Roman" w:cs="Times New Roman"/>
-          <w:kern w:val="0"/>
-          <w:sz w:val="24"/>
-          <w:szCs w:val="24"/>
-          <w:lang w:val="en-GB" w:eastAsia="en-GB" w:bidi="ar-SA"/>
-          <w14:ligatures w14:val="none"/>
-        </w:rPr>
-      </w:pPr>
-      <w:r>
-        <w:rPr>
-          <w:rFonts w:ascii="Times New Roman" w:eastAsia="Times New Roman" w:hAnsi="Times New Roman" w:cs="Times New Roman"/>
-          <w:kern w:val="0"/>
-          <w:sz w:val="24"/>
-          <w:szCs w:val="24"/>
-          <w:lang w:val="en-GB" w:eastAsia="en-GB" w:bidi="ar-SA"/>
-          <w14:ligatures w14:val="none"/>
-        </w:rPr>
-        <w:t>KPIs:</w:t>
+        <w:t>02.9.1 Exit Policy</w:t>
+      </w:r>
+    </w:p>
+    <w:p>
+      <w:pPr>
+        <w:spacing w:before="100" w:beforeAutospacing="1" w:after="100" w:afterAutospacing="1" w:line="240" w:lineRule="auto"/>
+        <w:rPr>
+          <w:rFonts w:ascii="Times New Roman" w:eastAsia="Times New Roman" w:hAnsi="Times New Roman" w:cs="Times New Roman"/>
+          <w:kern w:val="0"/>
+          <w:sz w:val="24"/>
+          <w:szCs w:val="24"/>
+          <w:lang w:val="en-GB" w:eastAsia="en-GB" w:bidi="ar-SA"/>
+          <w14:ligatures w14:val="none"/>
+        </w:rPr>
+      </w:pPr>
+      <w:r>
+        <w:rPr>
+          <w:rFonts w:ascii="Times New Roman" w:eastAsia="Times New Roman" w:hAnsi="Times New Roman" w:cs="Times New Roman"/>
+          <w:kern w:val="0"/>
+          <w:sz w:val="24"/>
+          <w:szCs w:val="24"/>
+          <w:lang w:val="en-GB" w:eastAsia="en-GB" w:bidi="ar-SA"/>
+          <w14:ligatures w14:val="none"/>
+        </w:rPr>
+        <w:t>Options:</w:t>
       </w:r>
     </w:p>
     <w:p>
       <w:pPr>
         <w:numPr>
           <w:ilvl w:val="0"/>
-          <w:numId w:val="30"/>
+          <w:numId w:val="34"/>
         </w:numPr>
         <w:spacing w:before="100" w:beforeAutospacing="1" w:after="100" w:afterAutospacing="1" w:line="240" w:lineRule="auto"/>
         <w:rPr>
@@ -4760,14 +5173,14 @@
           <w:lang w:val="en-GB" w:eastAsia="en-GB" w:bidi="ar-SA"/>
           <w14:ligatures w14:val="none"/>
         </w:rPr>
-        <w:t>Financial</w:t>
+        <w:t>Trade sale</w:t>
       </w:r>
     </w:p>
     <w:p>
       <w:pPr>
         <w:numPr>
           <w:ilvl w:val="0"/>
-          <w:numId w:val="30"/>
+          <w:numId w:val="34"/>
         </w:numPr>
         <w:spacing w:before="100" w:beforeAutospacing="1" w:after="100" w:afterAutospacing="1" w:line="240" w:lineRule="auto"/>
         <w:rPr>
@@ -4788,14 +5201,14 @@
           <w:lang w:val="en-GB" w:eastAsia="en-GB" w:bidi="ar-SA"/>
           <w14:ligatures w14:val="none"/>
         </w:rPr>
-        <w:t>Operational</w:t>
+        <w:t>IPO</w:t>
       </w:r>
     </w:p>
     <w:p>
       <w:pPr>
         <w:numPr>
           <w:ilvl w:val="0"/>
-          <w:numId w:val="30"/>
+          <w:numId w:val="34"/>
         </w:numPr>
         <w:spacing w:before="100" w:beforeAutospacing="1" w:after="100" w:afterAutospacing="1" w:line="240" w:lineRule="auto"/>
         <w:rPr>
@@ -4816,14 +5229,14 @@
           <w:lang w:val="en-GB" w:eastAsia="en-GB" w:bidi="ar-SA"/>
           <w14:ligatures w14:val="none"/>
         </w:rPr>
-        <w:t>ESG</w:t>
+        <w:t>Secondary sale</w:t>
       </w:r>
     </w:p>
     <w:p>
       <w:pPr>
         <w:numPr>
           <w:ilvl w:val="0"/>
-          <w:numId w:val="30"/>
+          <w:numId w:val="34"/>
         </w:numPr>
         <w:spacing w:before="100" w:beforeAutospacing="1" w:after="100" w:afterAutospacing="1" w:line="240" w:lineRule="auto"/>
         <w:rPr>
@@ -4844,7 +5257,7 @@
           <w:lang w:val="en-GB" w:eastAsia="en-GB" w:bidi="ar-SA"/>
           <w14:ligatures w14:val="none"/>
         </w:rPr>
-        <w:t>Risk indicators</w:t>
+        <w:t>Asset liquidation</w:t>
       </w:r>
     </w:p>
     <w:p>
@@ -4873,14 +5286,14 @@
           <w:lang w:val="en-GB" w:eastAsia="en-GB" w:bidi="ar-SA"/>
           <w14:ligatures w14:val="none"/>
         </w:rPr>
-        <w:t>02.8.1.1 Quarterly Review Procedure</w:t>
+        <w:t>02.9.1.1 Exit Readiness Assessment</w:t>
       </w:r>
     </w:p>
     <w:p>
       <w:pPr>
         <w:numPr>
           <w:ilvl w:val="0"/>
-          <w:numId w:val="31"/>
+          <w:numId w:val="35"/>
         </w:numPr>
         <w:spacing w:before="100" w:beforeAutospacing="1" w:after="100" w:afterAutospacing="1" w:line="240" w:lineRule="auto"/>
         <w:rPr>
@@ -4901,14 +5314,14 @@
           <w:lang w:val="en-GB" w:eastAsia="en-GB" w:bidi="ar-SA"/>
           <w14:ligatures w14:val="none"/>
         </w:rPr>
-        <w:t>Variance analysis</w:t>
+        <w:t>Market timing</w:t>
       </w:r>
     </w:p>
     <w:p>
       <w:pPr>
         <w:numPr>
           <w:ilvl w:val="0"/>
-          <w:numId w:val="31"/>
+          <w:numId w:val="35"/>
         </w:numPr>
         <w:spacing w:before="100" w:beforeAutospacing="1" w:after="100" w:afterAutospacing="1" w:line="240" w:lineRule="auto"/>
         <w:rPr>
@@ -4929,14 +5342,14 @@
           <w:lang w:val="en-GB" w:eastAsia="en-GB" w:bidi="ar-SA"/>
           <w14:ligatures w14:val="none"/>
         </w:rPr>
-        <w:t>Cash flow monitoring</w:t>
+        <w:t>Valuation benchmarking</w:t>
       </w:r>
     </w:p>
     <w:p>
       <w:pPr>
         <w:numPr>
           <w:ilvl w:val="0"/>
-          <w:numId w:val="31"/>
+          <w:numId w:val="35"/>
         </w:numPr>
         <w:spacing w:before="100" w:beforeAutospacing="1" w:after="100" w:afterAutospacing="1" w:line="240" w:lineRule="auto"/>
         <w:rPr>
@@ -4957,7 +5370,7 @@
           <w:lang w:val="en-GB" w:eastAsia="en-GB" w:bidi="ar-SA"/>
           <w14:ligatures w14:val="none"/>
         </w:rPr>
-        <w:t>Covenant compliance</w:t>
+        <w:t>Legal preparation</w:t>
       </w:r>
     </w:p>
     <w:p>
@@ -4983,145 +5396,18 @@
           <w:lang w:val="en-GB" w:eastAsia="en-GB" w:bidi="ar-SA"/>
           <w14:ligatures w14:val="none"/>
         </w:rPr>
-        <w:t>Forms:</w:t>
-      </w:r>
-    </w:p>
-    <w:p>
-      <w:pPr>
-        <w:numPr>
-          <w:ilvl w:val="0"/>
-          <w:numId w:val="32"/>
-        </w:numPr>
-        <w:spacing w:before="100" w:beforeAutospacing="1" w:after="100" w:afterAutospacing="1" w:line="240" w:lineRule="auto"/>
-        <w:rPr>
-          <w:rFonts w:ascii="Times New Roman" w:eastAsia="Times New Roman" w:hAnsi="Times New Roman" w:cs="Times New Roman"/>
-          <w:kern w:val="0"/>
-          <w:sz w:val="24"/>
-          <w:szCs w:val="24"/>
-          <w:lang w:val="en-GB" w:eastAsia="en-GB" w:bidi="ar-SA"/>
-          <w14:ligatures w14:val="none"/>
-        </w:rPr>
-      </w:pPr>
-      <w:r>
-        <w:rPr>
-          <w:rFonts w:ascii="Times New Roman" w:eastAsia="Times New Roman" w:hAnsi="Times New Roman" w:cs="Times New Roman"/>
-          <w:kern w:val="0"/>
-          <w:sz w:val="24"/>
-          <w:szCs w:val="24"/>
-          <w:lang w:val="en-GB" w:eastAsia="en-GB" w:bidi="ar-SA"/>
-          <w14:ligatures w14:val="none"/>
-        </w:rPr>
-        <w:t>F-02.8.1-A Portfolio KPI Dashboard</w:t>
-      </w:r>
-    </w:p>
-    <w:p>
-      <w:pPr>
-        <w:numPr>
-          <w:ilvl w:val="0"/>
-          <w:numId w:val="32"/>
-        </w:numPr>
-        <w:spacing w:before="100" w:beforeAutospacing="1" w:after="100" w:afterAutospacing="1" w:line="240" w:lineRule="auto"/>
-        <w:rPr>
-          <w:rFonts w:ascii="Times New Roman" w:eastAsia="Times New Roman" w:hAnsi="Times New Roman" w:cs="Times New Roman"/>
-          <w:kern w:val="0"/>
-          <w:sz w:val="24"/>
-          <w:szCs w:val="24"/>
-          <w:lang w:val="en-GB" w:eastAsia="en-GB" w:bidi="ar-SA"/>
-          <w14:ligatures w14:val="none"/>
-        </w:rPr>
-      </w:pPr>
-      <w:r>
-        <w:rPr>
-          <w:rFonts w:ascii="Times New Roman" w:eastAsia="Times New Roman" w:hAnsi="Times New Roman" w:cs="Times New Roman"/>
-          <w:kern w:val="0"/>
-          <w:sz w:val="24"/>
-          <w:szCs w:val="24"/>
-          <w:lang w:val="en-GB" w:eastAsia="en-GB" w:bidi="ar-SA"/>
-          <w14:ligatures w14:val="none"/>
-        </w:rPr>
-        <w:t>F-02.8.1-B Risk Monitoring Log</w:t>
-      </w:r>
-    </w:p>
-    <w:p>
-      <w:pPr>
-        <w:spacing w:before="100" w:beforeAutospacing="1" w:after="100" w:afterAutospacing="1" w:line="240" w:lineRule="auto"/>
-        <w:rPr>
-          <w:rFonts w:ascii="Times New Roman" w:eastAsia="Times New Roman" w:hAnsi="Times New Roman" w:cs="Times New Roman"/>
-          <w:kern w:val="0"/>
-          <w:sz w:val="24"/>
-          <w:szCs w:val="24"/>
-          <w:lang w:val="en-GB" w:eastAsia="en-GB" w:bidi="ar-SA"/>
-          <w14:ligatures w14:val="none"/>
-        </w:rPr>
-      </w:pPr>
-      <w:r>
-        <w:rPr>
-          <w:rFonts w:ascii="Times New Roman" w:eastAsia="Times New Roman" w:hAnsi="Times New Roman" w:cs="Times New Roman"/>
-          <w:b/>
-          <w:bCs/>
-          <w:kern w:val="0"/>
-          <w:sz w:val="24"/>
-          <w:szCs w:val="24"/>
-          <w:lang w:val="en-GB" w:eastAsia="en-GB" w:bidi="ar-SA"/>
-          <w14:ligatures w14:val="none"/>
-        </w:rPr>
-        <w:t>Control:</w:t>
-      </w:r>
-    </w:p>
-    <w:p>
-      <w:pPr>
-        <w:numPr>
-          <w:ilvl w:val="0"/>
-          <w:numId w:val="33"/>
-        </w:numPr>
-        <w:spacing w:before="100" w:beforeAutospacing="1" w:after="100" w:afterAutospacing="1" w:line="240" w:lineRule="auto"/>
-        <w:rPr>
-          <w:rFonts w:ascii="Times New Roman" w:eastAsia="Times New Roman" w:hAnsi="Times New Roman" w:cs="Times New Roman"/>
-          <w:kern w:val="0"/>
-          <w:sz w:val="24"/>
-          <w:szCs w:val="24"/>
-          <w:lang w:val="en-GB" w:eastAsia="en-GB" w:bidi="ar-SA"/>
-          <w14:ligatures w14:val="none"/>
-        </w:rPr>
-      </w:pPr>
-      <w:r>
-        <w:rPr>
-          <w:rFonts w:ascii="Times New Roman" w:eastAsia="Times New Roman" w:hAnsi="Times New Roman" w:cs="Times New Roman"/>
-          <w:kern w:val="0"/>
-          <w:sz w:val="24"/>
-          <w:szCs w:val="24"/>
-          <w:lang w:val="en-GB" w:eastAsia="en-GB" w:bidi="ar-SA"/>
-          <w14:ligatures w14:val="none"/>
-        </w:rPr>
-        <w:t>Early warning trigger system</w:t>
-      </w:r>
-    </w:p>
-    <w:p>
-      <w:pPr>
-        <w:numPr>
-          <w:ilvl w:val="0"/>
-          <w:numId w:val="33"/>
-        </w:numPr>
-        <w:spacing w:before="100" w:beforeAutospacing="1" w:after="100" w:afterAutospacing="1" w:line="240" w:lineRule="auto"/>
-        <w:rPr>
-          <w:rFonts w:ascii="Times New Roman" w:eastAsia="Times New Roman" w:hAnsi="Times New Roman" w:cs="Times New Roman"/>
-          <w:kern w:val="0"/>
-          <w:sz w:val="24"/>
-          <w:szCs w:val="24"/>
-          <w:lang w:val="en-GB" w:eastAsia="en-GB" w:bidi="ar-SA"/>
-          <w14:ligatures w14:val="none"/>
-        </w:rPr>
-      </w:pPr>
-      <w:r>
-        <w:rPr>
-          <w:rFonts w:ascii="Times New Roman" w:eastAsia="Times New Roman" w:hAnsi="Times New Roman" w:cs="Times New Roman"/>
-          <w:kern w:val="0"/>
-          <w:sz w:val="24"/>
-          <w:szCs w:val="24"/>
-          <w:lang w:val="en-GB" w:eastAsia="en-GB" w:bidi="ar-SA"/>
-          <w14:ligatures w14:val="none"/>
-        </w:rPr>
-        <w:t>Portfolio rating update</w:t>
+        <w:t>Form:</w:t>
+      </w:r>
+      <w:r>
+        <w:rPr>
+          <w:rFonts w:ascii="Times New Roman" w:eastAsia="Times New Roman" w:hAnsi="Times New Roman" w:cs="Times New Roman"/>
+          <w:kern w:val="0"/>
+          <w:sz w:val="24"/>
+          <w:szCs w:val="24"/>
+          <w:lang w:val="en-GB" w:eastAsia="en-GB" w:bidi="ar-SA"/>
+          <w14:ligatures w14:val="none"/>
+        </w:rPr>
+        <w:t xml:space="preserve"> F-02.9.1-A Exit Readiness Checklist</w:t>
       </w:r>
     </w:p>
     <w:p>
@@ -5145,8 +5431,8 @@
           <w:lang w:val="en-GB" w:eastAsia="en-GB" w:bidi="ar-SA"/>
           <w14:ligatures w14:val="none"/>
         </w:rPr>
-        <w:pict w14:anchorId="6A98538D">
-          <v:rect id="_x0000_i1035" style="width:0;height:1.5pt" o:hralign="center" o:hrstd="t" o:hr="t" fillcolor="#a0a0a0" stroked="f"/>
+        <w:pict w14:anchorId="70CA352B">
+          <v:rect id="_x0000_i1036" style="width:0;height:1.5pt" o:hralign="center" o:hrstd="t" o:hr="t" fillcolor="#a0a0a0" stroked="f"/>
         </w:pict>
       </w:r>
     </w:p>
@@ -5176,377 +5462,6 @@
           <w:lang w:val="en-GB" w:eastAsia="en-GB" w:bidi="ar-SA"/>
           <w14:ligatures w14:val="none"/>
         </w:rPr>
-        <w:lastRenderedPageBreak/>
-        <w:t>02.9 Exit Strategy &amp; Divestment</w:t>
-      </w:r>
-    </w:p>
-    <w:p>
-      <w:pPr>
-        <w:spacing w:before="100" w:beforeAutospacing="1" w:after="100" w:afterAutospacing="1" w:line="240" w:lineRule="auto"/>
-        <w:outlineLvl w:val="1"/>
-        <w:rPr>
-          <w:rFonts w:ascii="Times New Roman" w:eastAsia="Times New Roman" w:hAnsi="Times New Roman" w:cs="Times New Roman"/>
-          <w:b/>
-          <w:bCs/>
-          <w:kern w:val="0"/>
-          <w:sz w:val="36"/>
-          <w:szCs w:val="36"/>
-          <w:lang w:val="en-GB" w:eastAsia="en-GB" w:bidi="ar-SA"/>
-          <w14:ligatures w14:val="none"/>
-        </w:rPr>
-      </w:pPr>
-      <w:r>
-        <w:rPr>
-          <w:rFonts w:ascii="Times New Roman" w:eastAsia="Times New Roman" w:hAnsi="Times New Roman" w:cs="Times New Roman"/>
-          <w:b/>
-          <w:bCs/>
-          <w:kern w:val="0"/>
-          <w:sz w:val="36"/>
-          <w:szCs w:val="36"/>
-          <w:lang w:val="en-GB" w:eastAsia="en-GB" w:bidi="ar-SA"/>
-          <w14:ligatures w14:val="none"/>
-        </w:rPr>
-        <w:t>02.9.1 Exit Policy</w:t>
-      </w:r>
-    </w:p>
-    <w:p>
-      <w:pPr>
-        <w:spacing w:before="100" w:beforeAutospacing="1" w:after="100" w:afterAutospacing="1" w:line="240" w:lineRule="auto"/>
-        <w:rPr>
-          <w:rFonts w:ascii="Times New Roman" w:eastAsia="Times New Roman" w:hAnsi="Times New Roman" w:cs="Times New Roman"/>
-          <w:kern w:val="0"/>
-          <w:sz w:val="24"/>
-          <w:szCs w:val="24"/>
-          <w:lang w:val="en-GB" w:eastAsia="en-GB" w:bidi="ar-SA"/>
-          <w14:ligatures w14:val="none"/>
-        </w:rPr>
-      </w:pPr>
-      <w:r>
-        <w:rPr>
-          <w:rFonts w:ascii="Times New Roman" w:eastAsia="Times New Roman" w:hAnsi="Times New Roman" w:cs="Times New Roman"/>
-          <w:kern w:val="0"/>
-          <w:sz w:val="24"/>
-          <w:szCs w:val="24"/>
-          <w:lang w:val="en-GB" w:eastAsia="en-GB" w:bidi="ar-SA"/>
-          <w14:ligatures w14:val="none"/>
-        </w:rPr>
-        <w:t>Options:</w:t>
-      </w:r>
-    </w:p>
-    <w:p>
-      <w:pPr>
-        <w:numPr>
-          <w:ilvl w:val="0"/>
-          <w:numId w:val="34"/>
-        </w:numPr>
-        <w:spacing w:before="100" w:beforeAutospacing="1" w:after="100" w:afterAutospacing="1" w:line="240" w:lineRule="auto"/>
-        <w:rPr>
-          <w:rFonts w:ascii="Times New Roman" w:eastAsia="Times New Roman" w:hAnsi="Times New Roman" w:cs="Times New Roman"/>
-          <w:kern w:val="0"/>
-          <w:sz w:val="24"/>
-          <w:szCs w:val="24"/>
-          <w:lang w:val="en-GB" w:eastAsia="en-GB" w:bidi="ar-SA"/>
-          <w14:ligatures w14:val="none"/>
-        </w:rPr>
-      </w:pPr>
-      <w:r>
-        <w:rPr>
-          <w:rFonts w:ascii="Times New Roman" w:eastAsia="Times New Roman" w:hAnsi="Times New Roman" w:cs="Times New Roman"/>
-          <w:kern w:val="0"/>
-          <w:sz w:val="24"/>
-          <w:szCs w:val="24"/>
-          <w:lang w:val="en-GB" w:eastAsia="en-GB" w:bidi="ar-SA"/>
-          <w14:ligatures w14:val="none"/>
-        </w:rPr>
-        <w:t>Trade sale</w:t>
-      </w:r>
-    </w:p>
-    <w:p>
-      <w:pPr>
-        <w:numPr>
-          <w:ilvl w:val="0"/>
-          <w:numId w:val="34"/>
-        </w:numPr>
-        <w:spacing w:before="100" w:beforeAutospacing="1" w:after="100" w:afterAutospacing="1" w:line="240" w:lineRule="auto"/>
-        <w:rPr>
-          <w:rFonts w:ascii="Times New Roman" w:eastAsia="Times New Roman" w:hAnsi="Times New Roman" w:cs="Times New Roman"/>
-          <w:kern w:val="0"/>
-          <w:sz w:val="24"/>
-          <w:szCs w:val="24"/>
-          <w:lang w:val="en-GB" w:eastAsia="en-GB" w:bidi="ar-SA"/>
-          <w14:ligatures w14:val="none"/>
-        </w:rPr>
-      </w:pPr>
-      <w:r>
-        <w:rPr>
-          <w:rFonts w:ascii="Times New Roman" w:eastAsia="Times New Roman" w:hAnsi="Times New Roman" w:cs="Times New Roman"/>
-          <w:kern w:val="0"/>
-          <w:sz w:val="24"/>
-          <w:szCs w:val="24"/>
-          <w:lang w:val="en-GB" w:eastAsia="en-GB" w:bidi="ar-SA"/>
-          <w14:ligatures w14:val="none"/>
-        </w:rPr>
-        <w:t>IPO</w:t>
-      </w:r>
-    </w:p>
-    <w:p>
-      <w:pPr>
-        <w:numPr>
-          <w:ilvl w:val="0"/>
-          <w:numId w:val="34"/>
-        </w:numPr>
-        <w:spacing w:before="100" w:beforeAutospacing="1" w:after="100" w:afterAutospacing="1" w:line="240" w:lineRule="auto"/>
-        <w:rPr>
-          <w:rFonts w:ascii="Times New Roman" w:eastAsia="Times New Roman" w:hAnsi="Times New Roman" w:cs="Times New Roman"/>
-          <w:kern w:val="0"/>
-          <w:sz w:val="24"/>
-          <w:szCs w:val="24"/>
-          <w:lang w:val="en-GB" w:eastAsia="en-GB" w:bidi="ar-SA"/>
-          <w14:ligatures w14:val="none"/>
-        </w:rPr>
-      </w:pPr>
-      <w:r>
-        <w:rPr>
-          <w:rFonts w:ascii="Times New Roman" w:eastAsia="Times New Roman" w:hAnsi="Times New Roman" w:cs="Times New Roman"/>
-          <w:kern w:val="0"/>
-          <w:sz w:val="24"/>
-          <w:szCs w:val="24"/>
-          <w:lang w:val="en-GB" w:eastAsia="en-GB" w:bidi="ar-SA"/>
-          <w14:ligatures w14:val="none"/>
-        </w:rPr>
-        <w:t>Secondary sale</w:t>
-      </w:r>
-    </w:p>
-    <w:p>
-      <w:pPr>
-        <w:numPr>
-          <w:ilvl w:val="0"/>
-          <w:numId w:val="34"/>
-        </w:numPr>
-        <w:spacing w:before="100" w:beforeAutospacing="1" w:after="100" w:afterAutospacing="1" w:line="240" w:lineRule="auto"/>
-        <w:rPr>
-          <w:rFonts w:ascii="Times New Roman" w:eastAsia="Times New Roman" w:hAnsi="Times New Roman" w:cs="Times New Roman"/>
-          <w:kern w:val="0"/>
-          <w:sz w:val="24"/>
-          <w:szCs w:val="24"/>
-          <w:lang w:val="en-GB" w:eastAsia="en-GB" w:bidi="ar-SA"/>
-          <w14:ligatures w14:val="none"/>
-        </w:rPr>
-      </w:pPr>
-      <w:r>
-        <w:rPr>
-          <w:rFonts w:ascii="Times New Roman" w:eastAsia="Times New Roman" w:hAnsi="Times New Roman" w:cs="Times New Roman"/>
-          <w:kern w:val="0"/>
-          <w:sz w:val="24"/>
-          <w:szCs w:val="24"/>
-          <w:lang w:val="en-GB" w:eastAsia="en-GB" w:bidi="ar-SA"/>
-          <w14:ligatures w14:val="none"/>
-        </w:rPr>
-        <w:t>Asset liquidation</w:t>
-      </w:r>
-    </w:p>
-    <w:p>
-      <w:pPr>
-        <w:spacing w:before="100" w:beforeAutospacing="1" w:after="100" w:afterAutospacing="1" w:line="240" w:lineRule="auto"/>
-        <w:outlineLvl w:val="1"/>
-        <w:rPr>
-          <w:rFonts w:ascii="Times New Roman" w:eastAsia="Times New Roman" w:hAnsi="Times New Roman" w:cs="Times New Roman"/>
-          <w:b/>
-          <w:bCs/>
-          <w:kern w:val="0"/>
-          <w:sz w:val="36"/>
-          <w:szCs w:val="36"/>
-          <w:lang w:val="en-GB" w:eastAsia="en-GB" w:bidi="ar-SA"/>
-          <w14:ligatures w14:val="none"/>
-        </w:rPr>
-      </w:pPr>
-      <w:r>
-        <w:rPr>
-          <w:rFonts w:ascii="Times New Roman" w:eastAsia="Times New Roman" w:hAnsi="Times New Roman" w:cs="Times New Roman"/>
-          <w:b/>
-          <w:bCs/>
-          <w:kern w:val="0"/>
-          <w:sz w:val="36"/>
-          <w:szCs w:val="36"/>
-          <w:lang w:val="en-GB" w:eastAsia="en-GB" w:bidi="ar-SA"/>
-          <w14:ligatures w14:val="none"/>
-        </w:rPr>
-        <w:t>02.9.1.1 Exit Readiness Assessment</w:t>
-      </w:r>
-    </w:p>
-    <w:p>
-      <w:pPr>
-        <w:numPr>
-          <w:ilvl w:val="0"/>
-          <w:numId w:val="35"/>
-        </w:numPr>
-        <w:spacing w:before="100" w:beforeAutospacing="1" w:after="100" w:afterAutospacing="1" w:line="240" w:lineRule="auto"/>
-        <w:rPr>
-          <w:rFonts w:ascii="Times New Roman" w:eastAsia="Times New Roman" w:hAnsi="Times New Roman" w:cs="Times New Roman"/>
-          <w:kern w:val="0"/>
-          <w:sz w:val="24"/>
-          <w:szCs w:val="24"/>
-          <w:lang w:val="en-GB" w:eastAsia="en-GB" w:bidi="ar-SA"/>
-          <w14:ligatures w14:val="none"/>
-        </w:rPr>
-      </w:pPr>
-      <w:r>
-        <w:rPr>
-          <w:rFonts w:ascii="Times New Roman" w:eastAsia="Times New Roman" w:hAnsi="Times New Roman" w:cs="Times New Roman"/>
-          <w:kern w:val="0"/>
-          <w:sz w:val="24"/>
-          <w:szCs w:val="24"/>
-          <w:lang w:val="en-GB" w:eastAsia="en-GB" w:bidi="ar-SA"/>
-          <w14:ligatures w14:val="none"/>
-        </w:rPr>
-        <w:t>Market timing</w:t>
-      </w:r>
-    </w:p>
-    <w:p>
-      <w:pPr>
-        <w:numPr>
-          <w:ilvl w:val="0"/>
-          <w:numId w:val="35"/>
-        </w:numPr>
-        <w:spacing w:before="100" w:beforeAutospacing="1" w:after="100" w:afterAutospacing="1" w:line="240" w:lineRule="auto"/>
-        <w:rPr>
-          <w:rFonts w:ascii="Times New Roman" w:eastAsia="Times New Roman" w:hAnsi="Times New Roman" w:cs="Times New Roman"/>
-          <w:kern w:val="0"/>
-          <w:sz w:val="24"/>
-          <w:szCs w:val="24"/>
-          <w:lang w:val="en-GB" w:eastAsia="en-GB" w:bidi="ar-SA"/>
-          <w14:ligatures w14:val="none"/>
-        </w:rPr>
-      </w:pPr>
-      <w:r>
-        <w:rPr>
-          <w:rFonts w:ascii="Times New Roman" w:eastAsia="Times New Roman" w:hAnsi="Times New Roman" w:cs="Times New Roman"/>
-          <w:kern w:val="0"/>
-          <w:sz w:val="24"/>
-          <w:szCs w:val="24"/>
-          <w:lang w:val="en-GB" w:eastAsia="en-GB" w:bidi="ar-SA"/>
-          <w14:ligatures w14:val="none"/>
-        </w:rPr>
-        <w:t>Valuation benchmarking</w:t>
-      </w:r>
-    </w:p>
-    <w:p>
-      <w:pPr>
-        <w:numPr>
-          <w:ilvl w:val="0"/>
-          <w:numId w:val="35"/>
-        </w:numPr>
-        <w:spacing w:before="100" w:beforeAutospacing="1" w:after="100" w:afterAutospacing="1" w:line="240" w:lineRule="auto"/>
-        <w:rPr>
-          <w:rFonts w:ascii="Times New Roman" w:eastAsia="Times New Roman" w:hAnsi="Times New Roman" w:cs="Times New Roman"/>
-          <w:kern w:val="0"/>
-          <w:sz w:val="24"/>
-          <w:szCs w:val="24"/>
-          <w:lang w:val="en-GB" w:eastAsia="en-GB" w:bidi="ar-SA"/>
-          <w14:ligatures w14:val="none"/>
-        </w:rPr>
-      </w:pPr>
-      <w:r>
-        <w:rPr>
-          <w:rFonts w:ascii="Times New Roman" w:eastAsia="Times New Roman" w:hAnsi="Times New Roman" w:cs="Times New Roman"/>
-          <w:kern w:val="0"/>
-          <w:sz w:val="24"/>
-          <w:szCs w:val="24"/>
-          <w:lang w:val="en-GB" w:eastAsia="en-GB" w:bidi="ar-SA"/>
-          <w14:ligatures w14:val="none"/>
-        </w:rPr>
-        <w:t>Legal preparation</w:t>
-      </w:r>
-    </w:p>
-    <w:p>
-      <w:pPr>
-        <w:spacing w:before="100" w:beforeAutospacing="1" w:after="100" w:afterAutospacing="1" w:line="240" w:lineRule="auto"/>
-        <w:rPr>
-          <w:rFonts w:ascii="Times New Roman" w:eastAsia="Times New Roman" w:hAnsi="Times New Roman" w:cs="Times New Roman"/>
-          <w:kern w:val="0"/>
-          <w:sz w:val="24"/>
-          <w:szCs w:val="24"/>
-          <w:lang w:val="en-GB" w:eastAsia="en-GB" w:bidi="ar-SA"/>
-          <w14:ligatures w14:val="none"/>
-        </w:rPr>
-      </w:pPr>
-      <w:r>
-        <w:rPr>
-          <w:rFonts w:ascii="Times New Roman" w:eastAsia="Times New Roman" w:hAnsi="Times New Roman" w:cs="Times New Roman"/>
-          <w:b/>
-          <w:bCs/>
-          <w:kern w:val="0"/>
-          <w:sz w:val="24"/>
-          <w:szCs w:val="24"/>
-          <w:lang w:val="en-GB" w:eastAsia="en-GB" w:bidi="ar-SA"/>
-          <w14:ligatures w14:val="none"/>
-        </w:rPr>
-        <w:t>Form:</w:t>
-      </w:r>
-      <w:r>
-        <w:rPr>
-          <w:rFonts w:ascii="Times New Roman" w:eastAsia="Times New Roman" w:hAnsi="Times New Roman" w:cs="Times New Roman"/>
-          <w:kern w:val="0"/>
-          <w:sz w:val="24"/>
-          <w:szCs w:val="24"/>
-          <w:lang w:val="en-GB" w:eastAsia="en-GB" w:bidi="ar-SA"/>
-          <w14:ligatures w14:val="none"/>
-        </w:rPr>
-        <w:t xml:space="preserve"> F-02.9.1-A Exit Readiness Checklist</w:t>
-      </w:r>
-    </w:p>
-    <w:p>
-      <w:pPr>
-        <w:spacing w:after="0" w:line="240" w:lineRule="auto"/>
-        <w:rPr>
-          <w:rFonts w:ascii="Times New Roman" w:eastAsia="Times New Roman" w:hAnsi="Times New Roman" w:cs="Times New Roman"/>
-          <w:kern w:val="0"/>
-          <w:sz w:val="24"/>
-          <w:szCs w:val="24"/>
-          <w:lang w:val="en-GB" w:eastAsia="en-GB" w:bidi="ar-SA"/>
-          <w14:ligatures w14:val="none"/>
-        </w:rPr>
-      </w:pPr>
-      <w:r>
-        <w:rPr>
-          <w:rFonts w:ascii="Times New Roman" w:eastAsia="Times New Roman" w:hAnsi="Times New Roman" w:cs="Times New Roman"/>
-          <w:kern w:val="0"/>
-          <w:sz w:val="24"/>
-          <w:szCs w:val="24"/>
-          <w:lang w:val="en-GB" w:eastAsia="en-GB" w:bidi="ar-SA"/>
-          <w14:ligatures w14:val="none"/>
-        </w:rPr>
-        <w:pict w14:anchorId="70CA352B">
-          <v:rect id="_x0000_i1036" style="width:0;height:1.5pt" o:hralign="center" o:hrstd="t" o:hr="t" fillcolor="#a0a0a0" stroked="f"/>
-        </w:pict>
-      </w:r>
-    </w:p>
-    <w:p>
-      <w:pPr>
-        <w:spacing w:before="100" w:beforeAutospacing="1" w:after="100" w:afterAutospacing="1" w:line="240" w:lineRule="auto"/>
-        <w:outlineLvl w:val="0"/>
-        <w:rPr>
-          <w:rFonts w:ascii="Times New Roman" w:eastAsia="Times New Roman" w:hAnsi="Times New Roman" w:cs="Times New Roman"/>
-          <w:b/>
-          <w:bCs/>
-          <w:kern w:val="36"/>
-          <w:sz w:val="48"/>
-          <w:szCs w:val="48"/>
-          <w:lang w:val="en-GB" w:eastAsia="en-GB" w:bidi="ar-SA"/>
-          <w14:ligatures w14:val="none"/>
-        </w:rPr>
-      </w:pPr>
-      <w:r>
-        <w:rPr>
-          <w:rFonts w:ascii="Times New Roman" w:eastAsia="Times New Roman" w:hAnsi="Times New Roman" w:cs="Times New Roman"/>
-          <w:b/>
-          <w:bCs/>
-          <w:kern w:val="36"/>
-          <w:sz w:val="48"/>
-          <w:szCs w:val="48"/>
-          <w:lang w:val="en-GB" w:eastAsia="en-GB" w:bidi="ar-SA"/>
-          <w14:ligatures w14:val="none"/>
-        </w:rPr>
         <w:t>02.10 Investment Risk &amp; Compliance Controls</w:t>
       </w:r>
     </w:p>
@@ -5880,42 +5795,35 @@
     </w:p>
     <w:tbl>
       <w:tblPr>
+        <w:tblStyle w:val="PlainTable1"/>
         <w:tblW w:w="0" w:type="auto"/>
-        <w:tblCellSpacing w:w="15" w:type="dxa"/>
-        <w:tblCellMar>
-          <w:top w:w="15" w:type="dxa"/>
-          <w:left w:w="15" w:type="dxa"/>
-          <w:bottom w:w="15" w:type="dxa"/>
-          <w:right w:w="15" w:type="dxa"/>
-        </w:tblCellMar>
         <w:tblLook w:val="04A0" w:firstRow="1" w:lastRow="0" w:firstColumn="1" w:lastColumn="0" w:noHBand="0" w:noVBand="1"/>
       </w:tblPr>
       <w:tblGrid>
-        <w:gridCol w:w="2228"/>
-        <w:gridCol w:w="2200"/>
-        <w:gridCol w:w="2619"/>
-        <w:gridCol w:w="767"/>
-        <w:gridCol w:w="1169"/>
+        <w:gridCol w:w="2271"/>
+        <w:gridCol w:w="2105"/>
+        <w:gridCol w:w="2407"/>
+        <w:gridCol w:w="923"/>
+        <w:gridCol w:w="1310"/>
       </w:tblGrid>
       <w:tr>
         <w:trPr>
-          <w:tblHeader/>
-          <w:tblCellSpacing w:w="15" w:type="dxa"/>
+          <w:cnfStyle w:val="100000000000" w:firstRow="1" w:lastRow="0" w:firstColumn="0" w:lastColumn="0" w:oddVBand="0" w:evenVBand="0" w:oddHBand="0" w:evenHBand="0" w:firstRowFirstColumn="0" w:firstRowLastColumn="0" w:lastRowFirstColumn="0" w:lastRowLastColumn="0"/>
         </w:trPr>
         <w:tc>
           <w:tcPr>
+            <w:cnfStyle w:val="001000000000" w:firstRow="0" w:lastRow="0" w:firstColumn="1" w:lastColumn="0" w:oddVBand="0" w:evenVBand="0" w:oddHBand="0" w:evenHBand="0" w:firstRowFirstColumn="0" w:firstRowLastColumn="0" w:lastRowFirstColumn="0" w:lastRowLastColumn="0"/>
             <w:tcW w:w="0" w:type="auto"/>
-            <w:vAlign w:val="center"/>
+            <w:shd w:val="clear" w:color="auto" w:fill="002060"/>
             <w:hideMark/>
           </w:tcPr>
           <w:p>
             <w:pPr>
-              <w:spacing w:after="0" w:line="240" w:lineRule="auto"/>
               <w:jc w:val="center"/>
               <w:rPr>
                 <w:rFonts w:ascii="Times New Roman" w:eastAsia="Times New Roman" w:hAnsi="Times New Roman" w:cs="Times New Roman"/>
-                <w:b/>
-                <w:bCs/>
+                <w:b w:val="0"/>
+                <w:bCs w:val="0"/>
                 <w:kern w:val="0"/>
                 <w:sz w:val="24"/>
                 <w:szCs w:val="24"/>
@@ -5926,15 +5834,12 @@
             <w:r>
               <w:rPr>
                 <w:rFonts w:ascii="Times New Roman" w:eastAsia="Times New Roman" w:hAnsi="Times New Roman" w:cs="Times New Roman"/>
-                <w:b/>
-                <w:bCs/>
                 <w:kern w:val="0"/>
                 <w:sz w:val="24"/>
                 <w:szCs w:val="24"/>
                 <w:lang w:val="en-GB" w:eastAsia="en-GB" w:bidi="ar-SA"/>
                 <w14:ligatures w14:val="none"/>
               </w:rPr>
-              <w:lastRenderedPageBreak/>
               <w:t>Risk</w:t>
             </w:r>
           </w:p>
@@ -5942,17 +5847,17 @@
         <w:tc>
           <w:tcPr>
             <w:tcW w:w="0" w:type="auto"/>
-            <w:vAlign w:val="center"/>
+            <w:shd w:val="clear" w:color="auto" w:fill="002060"/>
             <w:hideMark/>
           </w:tcPr>
           <w:p>
             <w:pPr>
-              <w:spacing w:after="0" w:line="240" w:lineRule="auto"/>
               <w:jc w:val="center"/>
+              <w:cnfStyle w:val="100000000000" w:firstRow="1" w:lastRow="0" w:firstColumn="0" w:lastColumn="0" w:oddVBand="0" w:evenVBand="0" w:oddHBand="0" w:evenHBand="0" w:firstRowFirstColumn="0" w:firstRowLastColumn="0" w:lastRowFirstColumn="0" w:lastRowLastColumn="0"/>
               <w:rPr>
                 <w:rFonts w:ascii="Times New Roman" w:eastAsia="Times New Roman" w:hAnsi="Times New Roman" w:cs="Times New Roman"/>
-                <w:b/>
-                <w:bCs/>
+                <w:b w:val="0"/>
+                <w:bCs w:val="0"/>
                 <w:kern w:val="0"/>
                 <w:sz w:val="24"/>
                 <w:szCs w:val="24"/>
@@ -5963,8 +5868,6 @@
             <w:r>
               <w:rPr>
                 <w:rFonts w:ascii="Times New Roman" w:eastAsia="Times New Roman" w:hAnsi="Times New Roman" w:cs="Times New Roman"/>
-                <w:b/>
-                <w:bCs/>
                 <w:kern w:val="0"/>
                 <w:sz w:val="24"/>
                 <w:szCs w:val="24"/>
@@ -5978,17 +5881,17 @@
         <w:tc>
           <w:tcPr>
             <w:tcW w:w="0" w:type="auto"/>
-            <w:vAlign w:val="center"/>
+            <w:shd w:val="clear" w:color="auto" w:fill="002060"/>
             <w:hideMark/>
           </w:tcPr>
           <w:p>
             <w:pPr>
-              <w:spacing w:after="0" w:line="240" w:lineRule="auto"/>
               <w:jc w:val="center"/>
+              <w:cnfStyle w:val="100000000000" w:firstRow="1" w:lastRow="0" w:firstColumn="0" w:lastColumn="0" w:oddVBand="0" w:evenVBand="0" w:oddHBand="0" w:evenHBand="0" w:firstRowFirstColumn="0" w:firstRowLastColumn="0" w:lastRowFirstColumn="0" w:lastRowLastColumn="0"/>
               <w:rPr>
                 <w:rFonts w:ascii="Times New Roman" w:eastAsia="Times New Roman" w:hAnsi="Times New Roman" w:cs="Times New Roman"/>
-                <w:b/>
-                <w:bCs/>
+                <w:b w:val="0"/>
+                <w:bCs w:val="0"/>
                 <w:kern w:val="0"/>
                 <w:sz w:val="24"/>
                 <w:szCs w:val="24"/>
@@ -5999,8 +5902,6 @@
             <w:r>
               <w:rPr>
                 <w:rFonts w:ascii="Times New Roman" w:eastAsia="Times New Roman" w:hAnsi="Times New Roman" w:cs="Times New Roman"/>
-                <w:b/>
-                <w:bCs/>
                 <w:kern w:val="0"/>
                 <w:sz w:val="24"/>
                 <w:szCs w:val="24"/>
@@ -6014,17 +5915,17 @@
         <w:tc>
           <w:tcPr>
             <w:tcW w:w="0" w:type="auto"/>
-            <w:vAlign w:val="center"/>
+            <w:shd w:val="clear" w:color="auto" w:fill="002060"/>
             <w:hideMark/>
           </w:tcPr>
           <w:p>
             <w:pPr>
-              <w:spacing w:after="0" w:line="240" w:lineRule="auto"/>
               <w:jc w:val="center"/>
+              <w:cnfStyle w:val="100000000000" w:firstRow="1" w:lastRow="0" w:firstColumn="0" w:lastColumn="0" w:oddVBand="0" w:evenVBand="0" w:oddHBand="0" w:evenHBand="0" w:firstRowFirstColumn="0" w:firstRowLastColumn="0" w:lastRowFirstColumn="0" w:lastRowLastColumn="0"/>
               <w:rPr>
                 <w:rFonts w:ascii="Times New Roman" w:eastAsia="Times New Roman" w:hAnsi="Times New Roman" w:cs="Times New Roman"/>
-                <w:b/>
-                <w:bCs/>
+                <w:b w:val="0"/>
+                <w:bCs w:val="0"/>
                 <w:kern w:val="0"/>
                 <w:sz w:val="24"/>
                 <w:szCs w:val="24"/>
@@ -6035,8 +5936,6 @@
             <w:r>
               <w:rPr>
                 <w:rFonts w:ascii="Times New Roman" w:eastAsia="Times New Roman" w:hAnsi="Times New Roman" w:cs="Times New Roman"/>
-                <w:b/>
-                <w:bCs/>
                 <w:kern w:val="0"/>
                 <w:sz w:val="24"/>
                 <w:szCs w:val="24"/>
@@ -6050,17 +5949,17 @@
         <w:tc>
           <w:tcPr>
             <w:tcW w:w="0" w:type="auto"/>
-            <w:vAlign w:val="center"/>
+            <w:shd w:val="clear" w:color="auto" w:fill="002060"/>
             <w:hideMark/>
           </w:tcPr>
           <w:p>
             <w:pPr>
-              <w:spacing w:after="0" w:line="240" w:lineRule="auto"/>
               <w:jc w:val="center"/>
+              <w:cnfStyle w:val="100000000000" w:firstRow="1" w:lastRow="0" w:firstColumn="0" w:lastColumn="0" w:oddVBand="0" w:evenVBand="0" w:oddHBand="0" w:evenHBand="0" w:firstRowFirstColumn="0" w:firstRowLastColumn="0" w:lastRowFirstColumn="0" w:lastRowLastColumn="0"/>
               <w:rPr>
                 <w:rFonts w:ascii="Times New Roman" w:eastAsia="Times New Roman" w:hAnsi="Times New Roman" w:cs="Times New Roman"/>
-                <w:b/>
-                <w:bCs/>
+                <w:b w:val="0"/>
+                <w:bCs w:val="0"/>
                 <w:kern w:val="0"/>
                 <w:sz w:val="24"/>
                 <w:szCs w:val="24"/>
@@ -6071,8 +5970,6 @@
             <w:r>
               <w:rPr>
                 <w:rFonts w:ascii="Times New Roman" w:eastAsia="Times New Roman" w:hAnsi="Times New Roman" w:cs="Times New Roman"/>
-                <w:b/>
-                <w:bCs/>
                 <w:kern w:val="0"/>
                 <w:sz w:val="24"/>
                 <w:szCs w:val="24"/>
@@ -6086,17 +5983,16 @@
       </w:tr>
       <w:tr>
         <w:trPr>
-          <w:tblCellSpacing w:w="15" w:type="dxa"/>
+          <w:cnfStyle w:val="000000100000" w:firstRow="0" w:lastRow="0" w:firstColumn="0" w:lastColumn="0" w:oddVBand="0" w:evenVBand="0" w:oddHBand="1" w:evenHBand="0" w:firstRowFirstColumn="0" w:firstRowLastColumn="0" w:lastRowFirstColumn="0" w:lastRowLastColumn="0"/>
         </w:trPr>
         <w:tc>
           <w:tcPr>
+            <w:cnfStyle w:val="001000000000" w:firstRow="0" w:lastRow="0" w:firstColumn="1" w:lastColumn="0" w:oddVBand="0" w:evenVBand="0" w:oddHBand="0" w:evenHBand="0" w:firstRowFirstColumn="0" w:firstRowLastColumn="0" w:lastRowFirstColumn="0" w:lastRowLastColumn="0"/>
             <w:tcW w:w="0" w:type="auto"/>
-            <w:vAlign w:val="center"/>
             <w:hideMark/>
           </w:tcPr>
           <w:p>
             <w:pPr>
-              <w:spacing w:after="0" w:line="240" w:lineRule="auto"/>
               <w:rPr>
                 <w:rFonts w:ascii="Times New Roman" w:eastAsia="Times New Roman" w:hAnsi="Times New Roman" w:cs="Times New Roman"/>
                 <w:kern w:val="0"/>
@@ -6122,12 +6018,11 @@
         <w:tc>
           <w:tcPr>
             <w:tcW w:w="0" w:type="auto"/>
-            <w:vAlign w:val="center"/>
             <w:hideMark/>
           </w:tcPr>
           <w:p>
             <w:pPr>
-              <w:spacing w:after="0" w:line="240" w:lineRule="auto"/>
+              <w:cnfStyle w:val="000000100000" w:firstRow="0" w:lastRow="0" w:firstColumn="0" w:lastColumn="0" w:oddVBand="0" w:evenVBand="0" w:oddHBand="1" w:evenHBand="0" w:firstRowFirstColumn="0" w:firstRowLastColumn="0" w:lastRowFirstColumn="0" w:lastRowLastColumn="0"/>
               <w:rPr>
                 <w:rFonts w:ascii="Times New Roman" w:eastAsia="Times New Roman" w:hAnsi="Times New Roman" w:cs="Times New Roman"/>
                 <w:kern w:val="0"/>
@@ -6153,12 +6048,11 @@
         <w:tc>
           <w:tcPr>
             <w:tcW w:w="0" w:type="auto"/>
-            <w:vAlign w:val="center"/>
             <w:hideMark/>
           </w:tcPr>
           <w:p>
             <w:pPr>
-              <w:spacing w:after="0" w:line="240" w:lineRule="auto"/>
+              <w:cnfStyle w:val="000000100000" w:firstRow="0" w:lastRow="0" w:firstColumn="0" w:lastColumn="0" w:oddVBand="0" w:evenVBand="0" w:oddHBand="1" w:evenHBand="0" w:firstRowFirstColumn="0" w:firstRowLastColumn="0" w:lastRowFirstColumn="0" w:lastRowLastColumn="0"/>
               <w:rPr>
                 <w:rFonts w:ascii="Times New Roman" w:eastAsia="Times New Roman" w:hAnsi="Times New Roman" w:cs="Times New Roman"/>
                 <w:kern w:val="0"/>
@@ -6184,12 +6078,11 @@
         <w:tc>
           <w:tcPr>
             <w:tcW w:w="0" w:type="auto"/>
-            <w:vAlign w:val="center"/>
             <w:hideMark/>
           </w:tcPr>
           <w:p>
             <w:pPr>
-              <w:spacing w:after="0" w:line="240" w:lineRule="auto"/>
+              <w:cnfStyle w:val="000000100000" w:firstRow="0" w:lastRow="0" w:firstColumn="0" w:lastColumn="0" w:oddVBand="0" w:evenVBand="0" w:oddHBand="1" w:evenHBand="0" w:firstRowFirstColumn="0" w:firstRowLastColumn="0" w:lastRowFirstColumn="0" w:lastRowLastColumn="0"/>
               <w:rPr>
                 <w:rFonts w:ascii="Times New Roman" w:eastAsia="Times New Roman" w:hAnsi="Times New Roman" w:cs="Times New Roman"/>
                 <w:kern w:val="0"/>
@@ -6215,12 +6108,11 @@
         <w:tc>
           <w:tcPr>
             <w:tcW w:w="0" w:type="auto"/>
-            <w:vAlign w:val="center"/>
             <w:hideMark/>
           </w:tcPr>
           <w:p>
             <w:pPr>
-              <w:spacing w:after="0" w:line="240" w:lineRule="auto"/>
+              <w:cnfStyle w:val="000000100000" w:firstRow="0" w:lastRow="0" w:firstColumn="0" w:lastColumn="0" w:oddVBand="0" w:evenVBand="0" w:oddHBand="1" w:evenHBand="0" w:firstRowFirstColumn="0" w:firstRowLastColumn="0" w:lastRowFirstColumn="0" w:lastRowLastColumn="0"/>
               <w:rPr>
                 <w:rFonts w:ascii="Times New Roman" w:eastAsia="Times New Roman" w:hAnsi="Times New Roman" w:cs="Times New Roman"/>
                 <w:kern w:val="0"/>
@@ -6245,18 +6137,14 @@
         </w:tc>
       </w:tr>
       <w:tr>
-        <w:trPr>
-          <w:tblCellSpacing w:w="15" w:type="dxa"/>
-        </w:trPr>
         <w:tc>
           <w:tcPr>
+            <w:cnfStyle w:val="001000000000" w:firstRow="0" w:lastRow="0" w:firstColumn="1" w:lastColumn="0" w:oddVBand="0" w:evenVBand="0" w:oddHBand="0" w:evenHBand="0" w:firstRowFirstColumn="0" w:firstRowLastColumn="0" w:lastRowFirstColumn="0" w:lastRowLastColumn="0"/>
             <w:tcW w:w="0" w:type="auto"/>
-            <w:vAlign w:val="center"/>
             <w:hideMark/>
           </w:tcPr>
           <w:p>
             <w:pPr>
-              <w:spacing w:after="0" w:line="240" w:lineRule="auto"/>
               <w:rPr>
                 <w:rFonts w:ascii="Times New Roman" w:eastAsia="Times New Roman" w:hAnsi="Times New Roman" w:cs="Times New Roman"/>
                 <w:kern w:val="0"/>
@@ -6282,12 +6170,11 @@
         <w:tc>
           <w:tcPr>
             <w:tcW w:w="0" w:type="auto"/>
-            <w:vAlign w:val="center"/>
             <w:hideMark/>
           </w:tcPr>
           <w:p>
             <w:pPr>
-              <w:spacing w:after="0" w:line="240" w:lineRule="auto"/>
+              <w:cnfStyle w:val="000000000000" w:firstRow="0" w:lastRow="0" w:firstColumn="0" w:lastColumn="0" w:oddVBand="0" w:evenVBand="0" w:oddHBand="0" w:evenHBand="0" w:firstRowFirstColumn="0" w:firstRowLastColumn="0" w:lastRowFirstColumn="0" w:lastRowLastColumn="0"/>
               <w:rPr>
                 <w:rFonts w:ascii="Times New Roman" w:eastAsia="Times New Roman" w:hAnsi="Times New Roman" w:cs="Times New Roman"/>
                 <w:kern w:val="0"/>
@@ -6313,12 +6200,11 @@
         <w:tc>
           <w:tcPr>
             <w:tcW w:w="0" w:type="auto"/>
-            <w:vAlign w:val="center"/>
             <w:hideMark/>
           </w:tcPr>
           <w:p>
             <w:pPr>
-              <w:spacing w:after="0" w:line="240" w:lineRule="auto"/>
+              <w:cnfStyle w:val="000000000000" w:firstRow="0" w:lastRow="0" w:firstColumn="0" w:lastColumn="0" w:oddVBand="0" w:evenVBand="0" w:oddHBand="0" w:evenHBand="0" w:firstRowFirstColumn="0" w:firstRowLastColumn="0" w:lastRowFirstColumn="0" w:lastRowLastColumn="0"/>
               <w:rPr>
                 <w:rFonts w:ascii="Times New Roman" w:eastAsia="Times New Roman" w:hAnsi="Times New Roman" w:cs="Times New Roman"/>
                 <w:kern w:val="0"/>
@@ -6344,12 +6230,11 @@
         <w:tc>
           <w:tcPr>
             <w:tcW w:w="0" w:type="auto"/>
-            <w:vAlign w:val="center"/>
             <w:hideMark/>
           </w:tcPr>
           <w:p>
             <w:pPr>
-              <w:spacing w:after="0" w:line="240" w:lineRule="auto"/>
+              <w:cnfStyle w:val="000000000000" w:firstRow="0" w:lastRow="0" w:firstColumn="0" w:lastColumn="0" w:oddVBand="0" w:evenVBand="0" w:oddHBand="0" w:evenHBand="0" w:firstRowFirstColumn="0" w:firstRowLastColumn="0" w:lastRowFirstColumn="0" w:lastRowLastColumn="0"/>
               <w:rPr>
                 <w:rFonts w:ascii="Times New Roman" w:eastAsia="Times New Roman" w:hAnsi="Times New Roman" w:cs="Times New Roman"/>
                 <w:kern w:val="0"/>
@@ -6375,12 +6260,11 @@
         <w:tc>
           <w:tcPr>
             <w:tcW w:w="0" w:type="auto"/>
-            <w:vAlign w:val="center"/>
             <w:hideMark/>
           </w:tcPr>
           <w:p>
             <w:pPr>
-              <w:spacing w:after="0" w:line="240" w:lineRule="auto"/>
+              <w:cnfStyle w:val="000000000000" w:firstRow="0" w:lastRow="0" w:firstColumn="0" w:lastColumn="0" w:oddVBand="0" w:evenVBand="0" w:oddHBand="0" w:evenHBand="0" w:firstRowFirstColumn="0" w:firstRowLastColumn="0" w:lastRowFirstColumn="0" w:lastRowLastColumn="0"/>
               <w:rPr>
                 <w:rFonts w:ascii="Times New Roman" w:eastAsia="Times New Roman" w:hAnsi="Times New Roman" w:cs="Times New Roman"/>
                 <w:kern w:val="0"/>
@@ -6406,17 +6290,16 @@
       </w:tr>
       <w:tr>
         <w:trPr>
-          <w:tblCellSpacing w:w="15" w:type="dxa"/>
+          <w:cnfStyle w:val="000000100000" w:firstRow="0" w:lastRow="0" w:firstColumn="0" w:lastColumn="0" w:oddVBand="0" w:evenVBand="0" w:oddHBand="1" w:evenHBand="0" w:firstRowFirstColumn="0" w:firstRowLastColumn="0" w:lastRowFirstColumn="0" w:lastRowLastColumn="0"/>
         </w:trPr>
         <w:tc>
           <w:tcPr>
+            <w:cnfStyle w:val="001000000000" w:firstRow="0" w:lastRow="0" w:firstColumn="1" w:lastColumn="0" w:oddVBand="0" w:evenVBand="0" w:oddHBand="0" w:evenHBand="0" w:firstRowFirstColumn="0" w:firstRowLastColumn="0" w:lastRowFirstColumn="0" w:lastRowLastColumn="0"/>
             <w:tcW w:w="0" w:type="auto"/>
-            <w:vAlign w:val="center"/>
             <w:hideMark/>
           </w:tcPr>
           <w:p>
             <w:pPr>
-              <w:spacing w:after="0" w:line="240" w:lineRule="auto"/>
               <w:rPr>
                 <w:rFonts w:ascii="Times New Roman" w:eastAsia="Times New Roman" w:hAnsi="Times New Roman" w:cs="Times New Roman"/>
                 <w:kern w:val="0"/>
@@ -6442,12 +6325,11 @@
         <w:tc>
           <w:tcPr>
             <w:tcW w:w="0" w:type="auto"/>
-            <w:vAlign w:val="center"/>
             <w:hideMark/>
           </w:tcPr>
           <w:p>
             <w:pPr>
-              <w:spacing w:after="0" w:line="240" w:lineRule="auto"/>
+              <w:cnfStyle w:val="000000100000" w:firstRow="0" w:lastRow="0" w:firstColumn="0" w:lastColumn="0" w:oddVBand="0" w:evenVBand="0" w:oddHBand="1" w:evenHBand="0" w:firstRowFirstColumn="0" w:firstRowLastColumn="0" w:lastRowFirstColumn="0" w:lastRowLastColumn="0"/>
               <w:rPr>
                 <w:rFonts w:ascii="Times New Roman" w:eastAsia="Times New Roman" w:hAnsi="Times New Roman" w:cs="Times New Roman"/>
                 <w:kern w:val="0"/>
@@ -6473,12 +6355,11 @@
         <w:tc>
           <w:tcPr>
             <w:tcW w:w="0" w:type="auto"/>
-            <w:vAlign w:val="center"/>
             <w:hideMark/>
           </w:tcPr>
           <w:p>
             <w:pPr>
-              <w:spacing w:after="0" w:line="240" w:lineRule="auto"/>
+              <w:cnfStyle w:val="000000100000" w:firstRow="0" w:lastRow="0" w:firstColumn="0" w:lastColumn="0" w:oddVBand="0" w:evenVBand="0" w:oddHBand="1" w:evenHBand="0" w:firstRowFirstColumn="0" w:firstRowLastColumn="0" w:lastRowFirstColumn="0" w:lastRowLastColumn="0"/>
               <w:rPr>
                 <w:rFonts w:ascii="Times New Roman" w:eastAsia="Times New Roman" w:hAnsi="Times New Roman" w:cs="Times New Roman"/>
                 <w:kern w:val="0"/>
@@ -6504,12 +6385,11 @@
         <w:tc>
           <w:tcPr>
             <w:tcW w:w="0" w:type="auto"/>
-            <w:vAlign w:val="center"/>
             <w:hideMark/>
           </w:tcPr>
           <w:p>
             <w:pPr>
-              <w:spacing w:after="0" w:line="240" w:lineRule="auto"/>
+              <w:cnfStyle w:val="000000100000" w:firstRow="0" w:lastRow="0" w:firstColumn="0" w:lastColumn="0" w:oddVBand="0" w:evenVBand="0" w:oddHBand="1" w:evenHBand="0" w:firstRowFirstColumn="0" w:firstRowLastColumn="0" w:lastRowFirstColumn="0" w:lastRowLastColumn="0"/>
               <w:rPr>
                 <w:rFonts w:ascii="Times New Roman" w:eastAsia="Times New Roman" w:hAnsi="Times New Roman" w:cs="Times New Roman"/>
                 <w:kern w:val="0"/>
@@ -6535,12 +6415,11 @@
         <w:tc>
           <w:tcPr>
             <w:tcW w:w="0" w:type="auto"/>
-            <w:vAlign w:val="center"/>
             <w:hideMark/>
           </w:tcPr>
           <w:p>
             <w:pPr>
-              <w:spacing w:after="0" w:line="240" w:lineRule="auto"/>
+              <w:cnfStyle w:val="000000100000" w:firstRow="0" w:lastRow="0" w:firstColumn="0" w:lastColumn="0" w:oddVBand="0" w:evenVBand="0" w:oddHBand="1" w:evenHBand="0" w:firstRowFirstColumn="0" w:firstRowLastColumn="0" w:lastRowFirstColumn="0" w:lastRowLastColumn="0"/>
               <w:rPr>
                 <w:rFonts w:ascii="Times New Roman" w:eastAsia="Times New Roman" w:hAnsi="Times New Roman" w:cs="Times New Roman"/>
                 <w:kern w:val="0"/>
@@ -6875,40 +6754,33 @@
     </w:p>
     <w:tbl>
       <w:tblPr>
+        <w:tblStyle w:val="PlainTable1"/>
         <w:tblW w:w="0" w:type="auto"/>
-        <w:tblCellSpacing w:w="15" w:type="dxa"/>
-        <w:tblCellMar>
-          <w:top w:w="15" w:type="dxa"/>
-          <w:left w:w="15" w:type="dxa"/>
-          <w:bottom w:w="15" w:type="dxa"/>
-          <w:right w:w="15" w:type="dxa"/>
-        </w:tblCellMar>
         <w:tblLook w:val="04A0" w:firstRow="1" w:lastRow="0" w:firstColumn="1" w:lastColumn="0" w:noHBand="0" w:noVBand="1"/>
       </w:tblPr>
       <w:tblGrid>
-        <w:gridCol w:w="1842"/>
-        <w:gridCol w:w="2107"/>
-        <w:gridCol w:w="1682"/>
+        <w:gridCol w:w="1983"/>
+        <w:gridCol w:w="2263"/>
+        <w:gridCol w:w="1823"/>
       </w:tblGrid>
       <w:tr>
         <w:trPr>
-          <w:tblHeader/>
-          <w:tblCellSpacing w:w="15" w:type="dxa"/>
+          <w:cnfStyle w:val="100000000000" w:firstRow="1" w:lastRow="0" w:firstColumn="0" w:lastColumn="0" w:oddVBand="0" w:evenVBand="0" w:oddHBand="0" w:evenHBand="0" w:firstRowFirstColumn="0" w:firstRowLastColumn="0" w:lastRowFirstColumn="0" w:lastRowLastColumn="0"/>
         </w:trPr>
         <w:tc>
           <w:tcPr>
+            <w:cnfStyle w:val="001000000000" w:firstRow="0" w:lastRow="0" w:firstColumn="1" w:lastColumn="0" w:oddVBand="0" w:evenVBand="0" w:oddHBand="0" w:evenHBand="0" w:firstRowFirstColumn="0" w:firstRowLastColumn="0" w:lastRowFirstColumn="0" w:lastRowLastColumn="0"/>
             <w:tcW w:w="0" w:type="auto"/>
-            <w:vAlign w:val="center"/>
+            <w:shd w:val="clear" w:color="auto" w:fill="002060"/>
             <w:hideMark/>
           </w:tcPr>
           <w:p>
             <w:pPr>
-              <w:spacing w:after="0" w:line="240" w:lineRule="auto"/>
               <w:jc w:val="center"/>
               <w:rPr>
                 <w:rFonts w:ascii="Times New Roman" w:eastAsia="Times New Roman" w:hAnsi="Times New Roman" w:cs="Times New Roman"/>
-                <w:b/>
-                <w:bCs/>
+                <w:b w:val="0"/>
+                <w:bCs w:val="0"/>
                 <w:kern w:val="0"/>
                 <w:sz w:val="24"/>
                 <w:szCs w:val="24"/>
@@ -6919,8 +6791,6 @@
             <w:r>
               <w:rPr>
                 <w:rFonts w:ascii="Times New Roman" w:eastAsia="Times New Roman" w:hAnsi="Times New Roman" w:cs="Times New Roman"/>
-                <w:b/>
-                <w:bCs/>
                 <w:kern w:val="0"/>
                 <w:sz w:val="24"/>
                 <w:szCs w:val="24"/>
@@ -6934,17 +6804,17 @@
         <w:tc>
           <w:tcPr>
             <w:tcW w:w="0" w:type="auto"/>
-            <w:vAlign w:val="center"/>
+            <w:shd w:val="clear" w:color="auto" w:fill="002060"/>
             <w:hideMark/>
           </w:tcPr>
           <w:p>
             <w:pPr>
-              <w:spacing w:after="0" w:line="240" w:lineRule="auto"/>
               <w:jc w:val="center"/>
+              <w:cnfStyle w:val="100000000000" w:firstRow="1" w:lastRow="0" w:firstColumn="0" w:lastColumn="0" w:oddVBand="0" w:evenVBand="0" w:oddHBand="0" w:evenHBand="0" w:firstRowFirstColumn="0" w:firstRowLastColumn="0" w:lastRowFirstColumn="0" w:lastRowLastColumn="0"/>
               <w:rPr>
                 <w:rFonts w:ascii="Times New Roman" w:eastAsia="Times New Roman" w:hAnsi="Times New Roman" w:cs="Times New Roman"/>
-                <w:b/>
-                <w:bCs/>
+                <w:b w:val="0"/>
+                <w:bCs w:val="0"/>
                 <w:kern w:val="0"/>
                 <w:sz w:val="24"/>
                 <w:szCs w:val="24"/>
@@ -6955,8 +6825,6 @@
             <w:r>
               <w:rPr>
                 <w:rFonts w:ascii="Times New Roman" w:eastAsia="Times New Roman" w:hAnsi="Times New Roman" w:cs="Times New Roman"/>
-                <w:b/>
-                <w:bCs/>
                 <w:kern w:val="0"/>
                 <w:sz w:val="24"/>
                 <w:szCs w:val="24"/>
@@ -6970,17 +6838,17 @@
         <w:tc>
           <w:tcPr>
             <w:tcW w:w="0" w:type="auto"/>
-            <w:vAlign w:val="center"/>
+            <w:shd w:val="clear" w:color="auto" w:fill="002060"/>
             <w:hideMark/>
           </w:tcPr>
           <w:p>
             <w:pPr>
-              <w:spacing w:after="0" w:line="240" w:lineRule="auto"/>
               <w:jc w:val="center"/>
+              <w:cnfStyle w:val="100000000000" w:firstRow="1" w:lastRow="0" w:firstColumn="0" w:lastColumn="0" w:oddVBand="0" w:evenVBand="0" w:oddHBand="0" w:evenHBand="0" w:firstRowFirstColumn="0" w:firstRowLastColumn="0" w:lastRowFirstColumn="0" w:lastRowLastColumn="0"/>
               <w:rPr>
                 <w:rFonts w:ascii="Times New Roman" w:eastAsia="Times New Roman" w:hAnsi="Times New Roman" w:cs="Times New Roman"/>
-                <w:b/>
-                <w:bCs/>
+                <w:b w:val="0"/>
+                <w:bCs w:val="0"/>
                 <w:kern w:val="0"/>
                 <w:sz w:val="24"/>
                 <w:szCs w:val="24"/>
@@ -6991,8 +6859,6 @@
             <w:r>
               <w:rPr>
                 <w:rFonts w:ascii="Times New Roman" w:eastAsia="Times New Roman" w:hAnsi="Times New Roman" w:cs="Times New Roman"/>
-                <w:b/>
-                <w:bCs/>
                 <w:kern w:val="0"/>
                 <w:sz w:val="24"/>
                 <w:szCs w:val="24"/>
@@ -7006,17 +6872,16 @@
       </w:tr>
       <w:tr>
         <w:trPr>
-          <w:tblCellSpacing w:w="15" w:type="dxa"/>
+          <w:cnfStyle w:val="000000100000" w:firstRow="0" w:lastRow="0" w:firstColumn="0" w:lastColumn="0" w:oddVBand="0" w:evenVBand="0" w:oddHBand="1" w:evenHBand="0" w:firstRowFirstColumn="0" w:firstRowLastColumn="0" w:lastRowFirstColumn="0" w:lastRowLastColumn="0"/>
         </w:trPr>
         <w:tc>
           <w:tcPr>
+            <w:cnfStyle w:val="001000000000" w:firstRow="0" w:lastRow="0" w:firstColumn="1" w:lastColumn="0" w:oddVBand="0" w:evenVBand="0" w:oddHBand="0" w:evenHBand="0" w:firstRowFirstColumn="0" w:firstRowLastColumn="0" w:lastRowFirstColumn="0" w:lastRowLastColumn="0"/>
             <w:tcW w:w="0" w:type="auto"/>
-            <w:vAlign w:val="center"/>
             <w:hideMark/>
           </w:tcPr>
           <w:p>
             <w:pPr>
-              <w:spacing w:after="0" w:line="240" w:lineRule="auto"/>
               <w:rPr>
                 <w:rFonts w:ascii="Times New Roman" w:eastAsia="Times New Roman" w:hAnsi="Times New Roman" w:cs="Times New Roman"/>
                 <w:kern w:val="0"/>
@@ -7042,12 +6907,11 @@
         <w:tc>
           <w:tcPr>
             <w:tcW w:w="0" w:type="auto"/>
-            <w:vAlign w:val="center"/>
             <w:hideMark/>
           </w:tcPr>
           <w:p>
             <w:pPr>
-              <w:spacing w:after="0" w:line="240" w:lineRule="auto"/>
+              <w:cnfStyle w:val="000000100000" w:firstRow="0" w:lastRow="0" w:firstColumn="0" w:lastColumn="0" w:oddVBand="0" w:evenVBand="0" w:oddHBand="1" w:evenHBand="0" w:firstRowFirstColumn="0" w:firstRowLastColumn="0" w:lastRowFirstColumn="0" w:lastRowLastColumn="0"/>
               <w:rPr>
                 <w:rFonts w:ascii="Times New Roman" w:eastAsia="Times New Roman" w:hAnsi="Times New Roman" w:cs="Times New Roman"/>
                 <w:kern w:val="0"/>
@@ -7073,12 +6937,11 @@
         <w:tc>
           <w:tcPr>
             <w:tcW w:w="0" w:type="auto"/>
-            <w:vAlign w:val="center"/>
             <w:hideMark/>
           </w:tcPr>
           <w:p>
             <w:pPr>
-              <w:spacing w:after="0" w:line="240" w:lineRule="auto"/>
+              <w:cnfStyle w:val="000000100000" w:firstRow="0" w:lastRow="0" w:firstColumn="0" w:lastColumn="0" w:oddVBand="0" w:evenVBand="0" w:oddHBand="1" w:evenHBand="0" w:firstRowFirstColumn="0" w:firstRowLastColumn="0" w:lastRowFirstColumn="0" w:lastRowLastColumn="0"/>
               <w:rPr>
                 <w:rFonts w:ascii="Times New Roman" w:eastAsia="Times New Roman" w:hAnsi="Times New Roman" w:cs="Times New Roman"/>
                 <w:kern w:val="0"/>
@@ -7103,18 +6966,14 @@
         </w:tc>
       </w:tr>
       <w:tr>
-        <w:trPr>
-          <w:tblCellSpacing w:w="15" w:type="dxa"/>
-        </w:trPr>
         <w:tc>
           <w:tcPr>
+            <w:cnfStyle w:val="001000000000" w:firstRow="0" w:lastRow="0" w:firstColumn="1" w:lastColumn="0" w:oddVBand="0" w:evenVBand="0" w:oddHBand="0" w:evenHBand="0" w:firstRowFirstColumn="0" w:firstRowLastColumn="0" w:lastRowFirstColumn="0" w:lastRowLastColumn="0"/>
             <w:tcW w:w="0" w:type="auto"/>
-            <w:vAlign w:val="center"/>
             <w:hideMark/>
           </w:tcPr>
           <w:p>
             <w:pPr>
-              <w:spacing w:after="0" w:line="240" w:lineRule="auto"/>
               <w:rPr>
                 <w:rFonts w:ascii="Times New Roman" w:eastAsia="Times New Roman" w:hAnsi="Times New Roman" w:cs="Times New Roman"/>
                 <w:kern w:val="0"/>
@@ -7140,12 +6999,11 @@
         <w:tc>
           <w:tcPr>
             <w:tcW w:w="0" w:type="auto"/>
-            <w:vAlign w:val="center"/>
             <w:hideMark/>
           </w:tcPr>
           <w:p>
             <w:pPr>
-              <w:spacing w:after="0" w:line="240" w:lineRule="auto"/>
+              <w:cnfStyle w:val="000000000000" w:firstRow="0" w:lastRow="0" w:firstColumn="0" w:lastColumn="0" w:oddVBand="0" w:evenVBand="0" w:oddHBand="0" w:evenHBand="0" w:firstRowFirstColumn="0" w:firstRowLastColumn="0" w:lastRowFirstColumn="0" w:lastRowLastColumn="0"/>
               <w:rPr>
                 <w:rFonts w:ascii="Times New Roman" w:eastAsia="Times New Roman" w:hAnsi="Times New Roman" w:cs="Times New Roman"/>
                 <w:kern w:val="0"/>
@@ -7171,12 +7029,11 @@
         <w:tc>
           <w:tcPr>
             <w:tcW w:w="0" w:type="auto"/>
-            <w:vAlign w:val="center"/>
             <w:hideMark/>
           </w:tcPr>
           <w:p>
             <w:pPr>
-              <w:spacing w:after="0" w:line="240" w:lineRule="auto"/>
+              <w:cnfStyle w:val="000000000000" w:firstRow="0" w:lastRow="0" w:firstColumn="0" w:lastColumn="0" w:oddVBand="0" w:evenVBand="0" w:oddHBand="0" w:evenHBand="0" w:firstRowFirstColumn="0" w:firstRowLastColumn="0" w:lastRowFirstColumn="0" w:lastRowLastColumn="0"/>
               <w:rPr>
                 <w:rFonts w:ascii="Times New Roman" w:eastAsia="Times New Roman" w:hAnsi="Times New Roman" w:cs="Times New Roman"/>
                 <w:kern w:val="0"/>
@@ -7202,17 +7059,16 @@
       </w:tr>
       <w:tr>
         <w:trPr>
-          <w:tblCellSpacing w:w="15" w:type="dxa"/>
+          <w:cnfStyle w:val="000000100000" w:firstRow="0" w:lastRow="0" w:firstColumn="0" w:lastColumn="0" w:oddVBand="0" w:evenVBand="0" w:oddHBand="1" w:evenHBand="0" w:firstRowFirstColumn="0" w:firstRowLastColumn="0" w:lastRowFirstColumn="0" w:lastRowLastColumn="0"/>
         </w:trPr>
         <w:tc>
           <w:tcPr>
+            <w:cnfStyle w:val="001000000000" w:firstRow="0" w:lastRow="0" w:firstColumn="1" w:lastColumn="0" w:oddVBand="0" w:evenVBand="0" w:oddHBand="0" w:evenHBand="0" w:firstRowFirstColumn="0" w:firstRowLastColumn="0" w:lastRowFirstColumn="0" w:lastRowLastColumn="0"/>
             <w:tcW w:w="0" w:type="auto"/>
-            <w:vAlign w:val="center"/>
             <w:hideMark/>
           </w:tcPr>
           <w:p>
             <w:pPr>
-              <w:spacing w:after="0" w:line="240" w:lineRule="auto"/>
               <w:rPr>
                 <w:rFonts w:ascii="Times New Roman" w:eastAsia="Times New Roman" w:hAnsi="Times New Roman" w:cs="Times New Roman"/>
                 <w:kern w:val="0"/>
@@ -7238,12 +7094,11 @@
         <w:tc>
           <w:tcPr>
             <w:tcW w:w="0" w:type="auto"/>
-            <w:vAlign w:val="center"/>
             <w:hideMark/>
           </w:tcPr>
           <w:p>
             <w:pPr>
-              <w:spacing w:after="0" w:line="240" w:lineRule="auto"/>
+              <w:cnfStyle w:val="000000100000" w:firstRow="0" w:lastRow="0" w:firstColumn="0" w:lastColumn="0" w:oddVBand="0" w:evenVBand="0" w:oddHBand="1" w:evenHBand="0" w:firstRowFirstColumn="0" w:firstRowLastColumn="0" w:lastRowFirstColumn="0" w:lastRowLastColumn="0"/>
               <w:rPr>
                 <w:rFonts w:ascii="Times New Roman" w:eastAsia="Times New Roman" w:hAnsi="Times New Roman" w:cs="Times New Roman"/>
                 <w:kern w:val="0"/>
@@ -7269,12 +7124,11 @@
         <w:tc>
           <w:tcPr>
             <w:tcW w:w="0" w:type="auto"/>
-            <w:vAlign w:val="center"/>
             <w:hideMark/>
           </w:tcPr>
           <w:p>
             <w:pPr>
-              <w:spacing w:after="0" w:line="240" w:lineRule="auto"/>
+              <w:cnfStyle w:val="000000100000" w:firstRow="0" w:lastRow="0" w:firstColumn="0" w:lastColumn="0" w:oddVBand="0" w:evenVBand="0" w:oddHBand="1" w:evenHBand="0" w:firstRowFirstColumn="0" w:firstRowLastColumn="0" w:lastRowFirstColumn="0" w:lastRowLastColumn="0"/>
               <w:rPr>
                 <w:rFonts w:ascii="Times New Roman" w:eastAsia="Times New Roman" w:hAnsi="Times New Roman" w:cs="Times New Roman"/>
                 <w:kern w:val="0"/>
@@ -7299,18 +7153,14 @@
         </w:tc>
       </w:tr>
       <w:tr>
-        <w:trPr>
-          <w:tblCellSpacing w:w="15" w:type="dxa"/>
-        </w:trPr>
         <w:tc>
           <w:tcPr>
+            <w:cnfStyle w:val="001000000000" w:firstRow="0" w:lastRow="0" w:firstColumn="1" w:lastColumn="0" w:oddVBand="0" w:evenVBand="0" w:oddHBand="0" w:evenHBand="0" w:firstRowFirstColumn="0" w:firstRowLastColumn="0" w:lastRowFirstColumn="0" w:lastRowLastColumn="0"/>
             <w:tcW w:w="0" w:type="auto"/>
-            <w:vAlign w:val="center"/>
             <w:hideMark/>
           </w:tcPr>
           <w:p>
             <w:pPr>
-              <w:spacing w:after="0" w:line="240" w:lineRule="auto"/>
               <w:rPr>
                 <w:rFonts w:ascii="Times New Roman" w:eastAsia="Times New Roman" w:hAnsi="Times New Roman" w:cs="Times New Roman"/>
                 <w:kern w:val="0"/>
@@ -7336,12 +7186,11 @@
         <w:tc>
           <w:tcPr>
             <w:tcW w:w="0" w:type="auto"/>
-            <w:vAlign w:val="center"/>
             <w:hideMark/>
           </w:tcPr>
           <w:p>
             <w:pPr>
-              <w:spacing w:after="0" w:line="240" w:lineRule="auto"/>
+              <w:cnfStyle w:val="000000000000" w:firstRow="0" w:lastRow="0" w:firstColumn="0" w:lastColumn="0" w:oddVBand="0" w:evenVBand="0" w:oddHBand="0" w:evenHBand="0" w:firstRowFirstColumn="0" w:firstRowLastColumn="0" w:lastRowFirstColumn="0" w:lastRowLastColumn="0"/>
               <w:rPr>
                 <w:rFonts w:ascii="Times New Roman" w:eastAsia="Times New Roman" w:hAnsi="Times New Roman" w:cs="Times New Roman"/>
                 <w:kern w:val="0"/>
@@ -7367,12 +7216,11 @@
         <w:tc>
           <w:tcPr>
             <w:tcW w:w="0" w:type="auto"/>
-            <w:vAlign w:val="center"/>
             <w:hideMark/>
           </w:tcPr>
           <w:p>
             <w:pPr>
-              <w:spacing w:after="0" w:line="240" w:lineRule="auto"/>
+              <w:cnfStyle w:val="000000000000" w:firstRow="0" w:lastRow="0" w:firstColumn="0" w:lastColumn="0" w:oddVBand="0" w:evenVBand="0" w:oddHBand="0" w:evenHBand="0" w:firstRowFirstColumn="0" w:firstRowLastColumn="0" w:lastRowFirstColumn="0" w:lastRowLastColumn="0"/>
               <w:rPr>
                 <w:rFonts w:ascii="Times New Roman" w:eastAsia="Times New Roman" w:hAnsi="Times New Roman" w:cs="Times New Roman"/>
                 <w:kern w:val="0"/>
@@ -7434,6 +7282,7 @@
           <w:kern w:val="36"/>
           <w:sz w:val="48"/>
           <w:szCs w:val="48"/>
+          <w:highlight w:val="yellow"/>
           <w:lang w:val="en-GB" w:eastAsia="en-GB" w:bidi="ar-SA"/>
           <w14:ligatures w14:val="none"/>
         </w:rPr>
@@ -7446,10 +7295,25 @@
           <w:kern w:val="36"/>
           <w:sz w:val="48"/>
           <w:szCs w:val="48"/>
-          <w:lang w:val="en-GB" w:eastAsia="en-GB" w:bidi="ar-SA"/>
-          <w14:ligatures w14:val="none"/>
-        </w:rPr>
-        <w:t>Deliverables We Can Build Next</w:t>
+          <w:highlight w:val="yellow"/>
+          <w:lang w:val="en-GB" w:eastAsia="en-GB" w:bidi="ar-SA"/>
+          <w14:ligatures w14:val="none"/>
+        </w:rPr>
+        <w:t xml:space="preserve">Deliverables </w:t>
+      </w:r>
+      <w:r>
+        <w:rPr>
+          <w:rFonts w:ascii="Times New Roman" w:eastAsia="Times New Roman" w:hAnsi="Times New Roman" w:cs="Times New Roman"/>
+          <w:b/>
+          <w:bCs/>
+          <w:kern w:val="36"/>
+          <w:sz w:val="48"/>
+          <w:szCs w:val="48"/>
+          <w:highlight w:val="yellow"/>
+          <w:lang w:val="en-GB" w:eastAsia="en-GB" w:bidi="ar-SA"/>
+          <w14:ligatures w14:val="none"/>
+        </w:rPr>
+        <w:t xml:space="preserve"> + forms</w:t>
       </w:r>
     </w:p>
     <w:p>
@@ -7464,16 +7328,18 @@
           <w:kern w:val="0"/>
           <w:sz w:val="24"/>
           <w:szCs w:val="24"/>
-          <w:lang w:val="en-GB" w:eastAsia="en-GB" w:bidi="ar-SA"/>
-          <w14:ligatures w14:val="none"/>
-        </w:rPr>
-      </w:pPr>
-      <w:r>
-        <w:rPr>
-          <w:rFonts w:ascii="Times New Roman" w:eastAsia="Times New Roman" w:hAnsi="Times New Roman" w:cs="Times New Roman"/>
-          <w:kern w:val="0"/>
-          <w:sz w:val="24"/>
-          <w:szCs w:val="24"/>
+          <w:highlight w:val="yellow"/>
+          <w:lang w:val="en-GB" w:eastAsia="en-GB" w:bidi="ar-SA"/>
+          <w14:ligatures w14:val="none"/>
+        </w:rPr>
+      </w:pPr>
+      <w:r>
+        <w:rPr>
+          <w:rFonts w:ascii="Times New Roman" w:eastAsia="Times New Roman" w:hAnsi="Times New Roman" w:cs="Times New Roman"/>
+          <w:kern w:val="0"/>
+          <w:sz w:val="24"/>
+          <w:szCs w:val="24"/>
+          <w:highlight w:val="yellow"/>
           <w:lang w:val="en-GB" w:eastAsia="en-GB" w:bidi="ar-SA"/>
           <w14:ligatures w14:val="none"/>
         </w:rPr>
@@ -7492,16 +7358,18 @@
           <w:kern w:val="0"/>
           <w:sz w:val="24"/>
           <w:szCs w:val="24"/>
-          <w:lang w:val="en-GB" w:eastAsia="en-GB" w:bidi="ar-SA"/>
-          <w14:ligatures w14:val="none"/>
-        </w:rPr>
-      </w:pPr>
-      <w:r>
-        <w:rPr>
-          <w:rFonts w:ascii="Times New Roman" w:eastAsia="Times New Roman" w:hAnsi="Times New Roman" w:cs="Times New Roman"/>
-          <w:kern w:val="0"/>
-          <w:sz w:val="24"/>
-          <w:szCs w:val="24"/>
+          <w:highlight w:val="yellow"/>
+          <w:lang w:val="en-GB" w:eastAsia="en-GB" w:bidi="ar-SA"/>
+          <w14:ligatures w14:val="none"/>
+        </w:rPr>
+      </w:pPr>
+      <w:r>
+        <w:rPr>
+          <w:rFonts w:ascii="Times New Roman" w:eastAsia="Times New Roman" w:hAnsi="Times New Roman" w:cs="Times New Roman"/>
+          <w:kern w:val="0"/>
+          <w:sz w:val="24"/>
+          <w:szCs w:val="24"/>
+          <w:highlight w:val="yellow"/>
           <w:lang w:val="en-GB" w:eastAsia="en-GB" w:bidi="ar-SA"/>
           <w14:ligatures w14:val="none"/>
         </w:rPr>
@@ -7520,16 +7388,18 @@
           <w:kern w:val="0"/>
           <w:sz w:val="24"/>
           <w:szCs w:val="24"/>
-          <w:lang w:val="en-GB" w:eastAsia="en-GB" w:bidi="ar-SA"/>
-          <w14:ligatures w14:val="none"/>
-        </w:rPr>
-      </w:pPr>
-      <w:r>
-        <w:rPr>
-          <w:rFonts w:ascii="Times New Roman" w:eastAsia="Times New Roman" w:hAnsi="Times New Roman" w:cs="Times New Roman"/>
-          <w:kern w:val="0"/>
-          <w:sz w:val="24"/>
-          <w:szCs w:val="24"/>
+          <w:highlight w:val="yellow"/>
+          <w:lang w:val="en-GB" w:eastAsia="en-GB" w:bidi="ar-SA"/>
+          <w14:ligatures w14:val="none"/>
+        </w:rPr>
+      </w:pPr>
+      <w:r>
+        <w:rPr>
+          <w:rFonts w:ascii="Times New Roman" w:eastAsia="Times New Roman" w:hAnsi="Times New Roman" w:cs="Times New Roman"/>
+          <w:kern w:val="0"/>
+          <w:sz w:val="24"/>
+          <w:szCs w:val="24"/>
+          <w:highlight w:val="yellow"/>
           <w:lang w:val="en-GB" w:eastAsia="en-GB" w:bidi="ar-SA"/>
           <w14:ligatures w14:val="none"/>
         </w:rPr>
@@ -7548,16 +7418,18 @@
           <w:kern w:val="0"/>
           <w:sz w:val="24"/>
           <w:szCs w:val="24"/>
-          <w:lang w:val="en-GB" w:eastAsia="en-GB" w:bidi="ar-SA"/>
-          <w14:ligatures w14:val="none"/>
-        </w:rPr>
-      </w:pPr>
-      <w:r>
-        <w:rPr>
-          <w:rFonts w:ascii="Times New Roman" w:eastAsia="Times New Roman" w:hAnsi="Times New Roman" w:cs="Times New Roman"/>
-          <w:kern w:val="0"/>
-          <w:sz w:val="24"/>
-          <w:szCs w:val="24"/>
+          <w:highlight w:val="yellow"/>
+          <w:lang w:val="en-GB" w:eastAsia="en-GB" w:bidi="ar-SA"/>
+          <w14:ligatures w14:val="none"/>
+        </w:rPr>
+      </w:pPr>
+      <w:r>
+        <w:rPr>
+          <w:rFonts w:ascii="Times New Roman" w:eastAsia="Times New Roman" w:hAnsi="Times New Roman" w:cs="Times New Roman"/>
+          <w:kern w:val="0"/>
+          <w:sz w:val="24"/>
+          <w:szCs w:val="24"/>
+          <w:highlight w:val="yellow"/>
           <w:lang w:val="en-GB" w:eastAsia="en-GB" w:bidi="ar-SA"/>
           <w14:ligatures w14:val="none"/>
         </w:rPr>
@@ -7576,16 +7448,18 @@
           <w:kern w:val="0"/>
           <w:sz w:val="24"/>
           <w:szCs w:val="24"/>
-          <w:lang w:val="en-GB" w:eastAsia="en-GB" w:bidi="ar-SA"/>
-          <w14:ligatures w14:val="none"/>
-        </w:rPr>
-      </w:pPr>
-      <w:r>
-        <w:rPr>
-          <w:rFonts w:ascii="Times New Roman" w:eastAsia="Times New Roman" w:hAnsi="Times New Roman" w:cs="Times New Roman"/>
-          <w:kern w:val="0"/>
-          <w:sz w:val="24"/>
-          <w:szCs w:val="24"/>
+          <w:highlight w:val="yellow"/>
+          <w:lang w:val="en-GB" w:eastAsia="en-GB" w:bidi="ar-SA"/>
+          <w14:ligatures w14:val="none"/>
+        </w:rPr>
+      </w:pPr>
+      <w:r>
+        <w:rPr>
+          <w:rFonts w:ascii="Times New Roman" w:eastAsia="Times New Roman" w:hAnsi="Times New Roman" w:cs="Times New Roman"/>
+          <w:kern w:val="0"/>
+          <w:sz w:val="24"/>
+          <w:szCs w:val="24"/>
+          <w:highlight w:val="yellow"/>
           <w:lang w:val="en-GB" w:eastAsia="en-GB" w:bidi="ar-SA"/>
           <w14:ligatures w14:val="none"/>
         </w:rPr>
@@ -7604,16 +7478,18 @@
           <w:kern w:val="0"/>
           <w:sz w:val="24"/>
           <w:szCs w:val="24"/>
-          <w:lang w:val="en-GB" w:eastAsia="en-GB" w:bidi="ar-SA"/>
-          <w14:ligatures w14:val="none"/>
-        </w:rPr>
-      </w:pPr>
-      <w:r>
-        <w:rPr>
-          <w:rFonts w:ascii="Times New Roman" w:eastAsia="Times New Roman" w:hAnsi="Times New Roman" w:cs="Times New Roman"/>
-          <w:kern w:val="0"/>
-          <w:sz w:val="24"/>
-          <w:szCs w:val="24"/>
+          <w:highlight w:val="yellow"/>
+          <w:lang w:val="en-GB" w:eastAsia="en-GB" w:bidi="ar-SA"/>
+          <w14:ligatures w14:val="none"/>
+        </w:rPr>
+      </w:pPr>
+      <w:r>
+        <w:rPr>
+          <w:rFonts w:ascii="Times New Roman" w:eastAsia="Times New Roman" w:hAnsi="Times New Roman" w:cs="Times New Roman"/>
+          <w:kern w:val="0"/>
+          <w:sz w:val="24"/>
+          <w:szCs w:val="24"/>
+          <w:highlight w:val="yellow"/>
           <w:lang w:val="en-GB" w:eastAsia="en-GB" w:bidi="ar-SA"/>
           <w14:ligatures w14:val="none"/>
         </w:rPr>
@@ -7632,16 +7508,18 @@
           <w:kern w:val="0"/>
           <w:sz w:val="24"/>
           <w:szCs w:val="24"/>
-          <w:lang w:val="en-GB" w:eastAsia="en-GB" w:bidi="ar-SA"/>
-          <w14:ligatures w14:val="none"/>
-        </w:rPr>
-      </w:pPr>
-      <w:r>
-        <w:rPr>
-          <w:rFonts w:ascii="Times New Roman" w:eastAsia="Times New Roman" w:hAnsi="Times New Roman" w:cs="Times New Roman"/>
-          <w:kern w:val="0"/>
-          <w:sz w:val="24"/>
-          <w:szCs w:val="24"/>
+          <w:highlight w:val="yellow"/>
+          <w:lang w:val="en-GB" w:eastAsia="en-GB" w:bidi="ar-SA"/>
+          <w14:ligatures w14:val="none"/>
+        </w:rPr>
+      </w:pPr>
+      <w:r>
+        <w:rPr>
+          <w:rFonts w:ascii="Times New Roman" w:eastAsia="Times New Roman" w:hAnsi="Times New Roman" w:cs="Times New Roman"/>
+          <w:kern w:val="0"/>
+          <w:sz w:val="24"/>
+          <w:szCs w:val="24"/>
+          <w:highlight w:val="yellow"/>
           <w:lang w:val="en-GB" w:eastAsia="en-GB" w:bidi="ar-SA"/>
           <w14:ligatures w14:val="none"/>
         </w:rPr>
@@ -14761,6 +14639,69 @@
       <w:lang w:val="en-US" w:bidi="ar-EG"/>
     </w:rPr>
   </w:style>
+  <w:style w:type="table" w:styleId="PlainTable1">
+    <w:name w:val="Plain Table 1"/>
+    <w:basedOn w:val="TableNormal"/>
+    <w:uiPriority w:val="41"/>
+    <w:rsid w:val="003A1571"/>
+    <w:pPr>
+      <w:spacing w:after="0" w:line="240" w:lineRule="auto"/>
+    </w:pPr>
+    <w:tblPr>
+      <w:tblStyleRowBandSize w:val="1"/>
+      <w:tblStyleColBandSize w:val="1"/>
+      <w:tblBorders>
+        <w:top w:val="single" w:sz="4" w:space="0" w:color="BFBFBF" w:themeColor="background1" w:themeShade="BF"/>
+        <w:left w:val="single" w:sz="4" w:space="0" w:color="BFBFBF" w:themeColor="background1" w:themeShade="BF"/>
+        <w:bottom w:val="single" w:sz="4" w:space="0" w:color="BFBFBF" w:themeColor="background1" w:themeShade="BF"/>
+        <w:right w:val="single" w:sz="4" w:space="0" w:color="BFBFBF" w:themeColor="background1" w:themeShade="BF"/>
+        <w:insideH w:val="single" w:sz="4" w:space="0" w:color="BFBFBF" w:themeColor="background1" w:themeShade="BF"/>
+        <w:insideV w:val="single" w:sz="4" w:space="0" w:color="BFBFBF" w:themeColor="background1" w:themeShade="BF"/>
+      </w:tblBorders>
+    </w:tblPr>
+    <w:tblStylePr w:type="firstRow">
+      <w:rPr>
+        <w:b/>
+        <w:bCs/>
+      </w:rPr>
+    </w:tblStylePr>
+    <w:tblStylePr w:type="lastRow">
+      <w:rPr>
+        <w:b/>
+        <w:bCs/>
+      </w:rPr>
+      <w:tblPr/>
+      <w:tcPr>
+        <w:tcBorders>
+          <w:top w:val="double" w:sz="4" w:space="0" w:color="BFBFBF" w:themeColor="background1" w:themeShade="BF"/>
+        </w:tcBorders>
+      </w:tcPr>
+    </w:tblStylePr>
+    <w:tblStylePr w:type="firstCol">
+      <w:rPr>
+        <w:b/>
+        <w:bCs/>
+      </w:rPr>
+    </w:tblStylePr>
+    <w:tblStylePr w:type="lastCol">
+      <w:rPr>
+        <w:b/>
+        <w:bCs/>
+      </w:rPr>
+    </w:tblStylePr>
+    <w:tblStylePr w:type="band1Vert">
+      <w:tblPr/>
+      <w:tcPr>
+        <w:shd w:val="clear" w:color="auto" w:fill="F2F2F2" w:themeFill="background1" w:themeFillShade="F2"/>
+      </w:tcPr>
+    </w:tblStylePr>
+    <w:tblStylePr w:type="band1Horz">
+      <w:tblPr/>
+      <w:tcPr>
+        <w:shd w:val="clear" w:color="auto" w:fill="F2F2F2" w:themeFill="background1" w:themeFillShade="F2"/>
+      </w:tcPr>
+    </w:tblStylePr>
+  </w:style>
 </w:styles>
 </file>
 
